--- a/releases/v0.6.1/Gauntlet_v0.6.1_Rulebook.docx
+++ b/releases/v0.6.1/Gauntlet_v0.6.1_Rulebook.docx
@@ -31,58 +31,186 @@
             <w:pStyle w:val="TOCHeading"/>
           </w:pPr>
           <w:r>
-            <w:t xml:space="preserve">Table of Contents</w:t>
+            <w:t>Table of Contents</w:t>
           </w:r>
         </w:p>
         <w:p>
+          <w:pPr>
+            <w:pStyle w:val="TOC1"/>
+          </w:pPr>
+          <w:hyperlink w:anchor="welcome-to-gauntlet" w:history="1">
+            <w:r>
+              <w:t>Welcome to Gauntlet</w:t>
+            </w:r>
+          </w:hyperlink>
+        </w:p>
+        <w:p>
+          <w:pPr>
+            <w:pStyle w:val="TOC1"/>
+          </w:pPr>
+          <w:hyperlink w:anchor="rules-conventions" w:history="1">
+            <w:r>
+              <w:t>Rules Conventions</w:t>
+            </w:r>
+          </w:hyperlink>
+        </w:p>
+        <w:p>
+          <w:pPr>
+            <w:pStyle w:val="TOC1"/>
+          </w:pPr>
+          <w:hyperlink w:anchor="Xe6969fd164a6f33c26a9e2eb2b57daca386239a" w:history="1">
+            <w:r>
+              <w:t>1. Components</w:t>
+            </w:r>
+          </w:hyperlink>
+        </w:p>
+        <w:p>
+          <w:pPr>
+            <w:pStyle w:val="TOC1"/>
+          </w:pPr>
+          <w:hyperlink w:anchor="X1aa3bb996543939ab9f48144152010207c5cc31" w:history="1">
+            <w:r>
+              <w:t>2. Building a Deck</w:t>
+            </w:r>
+          </w:hyperlink>
+        </w:p>
+        <w:p>
+          <w:pPr>
+            <w:pStyle w:val="TOC1"/>
+          </w:pPr>
+          <w:hyperlink w:anchor="Xaf720dab6e1a6fe367187d817bf580bba6dcd9c" w:history="1">
+            <w:r>
+              <w:t>3. Setup</w:t>
+            </w:r>
+          </w:hyperlink>
+        </w:p>
+        <w:p>
+          <w:pPr>
+            <w:pStyle w:val="TOC1"/>
+          </w:pPr>
+          <w:hyperlink w:anchor="Xcec637542a4c2dcf3e013ed48ad56347297d6d4" w:history="1">
+            <w:r>
+              <w:t>4. Turn Structure</w:t>
+            </w:r>
+          </w:hyperlink>
+        </w:p>
+        <w:p>
+          <w:pPr>
+            <w:pStyle w:val="TOC1"/>
+          </w:pPr>
+          <w:hyperlink w:anchor="X4a95ab6fdfb1df1521a818d1cd5383953a931cf" w:history="1">
+            <w:r>
+              <w:t>5. Movement</w:t>
+            </w:r>
+          </w:hyperlink>
+        </w:p>
+        <w:p>
+          <w:pPr>
+            <w:pStyle w:val="TOC1"/>
+          </w:pPr>
+          <w:hyperlink w:anchor="X97f327af27f5788a02b0239f1d64e07514976bc" w:history="1">
+            <w:r>
+              <w:t>6. Battles</w:t>
+            </w:r>
+          </w:hyperlink>
+        </w:p>
+        <w:p>
+          <w:pPr>
+            <w:pStyle w:val="TOC1"/>
+          </w:pPr>
+          <w:hyperlink w:anchor="X57131c29fabc34ac98968a4f9b49ad1b784c193" w:history="1">
+            <w:r>
+              <w:t>7. The Aftermath of the Battle</w:t>
+            </w:r>
+          </w:hyperlink>
+        </w:p>
+        <w:p>
+          <w:pPr>
+            <w:pStyle w:val="TOC1"/>
+          </w:pPr>
+          <w:hyperlink w:anchor="X4116aedc66c2276374cc4eb44ea0fce9ee3fe2c" w:history="1">
+            <w:r>
+              <w:t>8. Withdrawal and Retreat</w:t>
+            </w:r>
+          </w:hyperlink>
+        </w:p>
+        <w:p>
+          <w:pPr>
+            <w:pStyle w:val="TOC1"/>
+          </w:pPr>
+          <w:hyperlink w:anchor="X6ef091375c384855740e41fbb473d4ff8c8847b" w:history="1">
+            <w:r>
+              <w:t>9. Territory Control</w:t>
+            </w:r>
+          </w:hyperlink>
+        </w:p>
+        <w:p>
+          <w:pPr>
+            <w:pStyle w:val="TOC1"/>
+          </w:pPr>
+          <w:hyperlink w:anchor="Xb13108c5ec8c41147f7a9a7cce3eb1fa4966d96" w:history="1">
+            <w:r>
+              <w:t>10. Running the Gauntlet</w:t>
+            </w:r>
+          </w:hyperlink>
+        </w:p>
+        <w:p>
+          <w:pPr>
+            <w:pStyle w:val="TOC1"/>
+          </w:pPr>
+          <w:hyperlink w:anchor="X10ef377f1c120093942fb19b10282922c933cce" w:history="1">
+            <w:r>
+              <w:t>11. Game Zones</w:t>
+            </w:r>
+          </w:hyperlink>
+        </w:p>
+        <w:p>
+          <w:pPr>
+            <w:pStyle w:val="TOC1"/>
+          </w:pPr>
+          <w:hyperlink w:anchor="X24182d789e636cee7a803fba436229ee8aa20b9" w:history="1">
+            <w:r>
+              <w:t>12. Actions and Assets</w:t>
+            </w:r>
+          </w:hyperlink>
+        </w:p>
+        <w:p>
+          <w:pPr>
+            <w:pStyle w:val="TOC1"/>
+          </w:pPr>
+          <w:hyperlink w:anchor="Xbae481e71bb23d9788fd20196d83d8cfb4ca8fa" w:history="1">
+            <w:r>
+              <w:t>13. Overlays</w:t>
+            </w:r>
+          </w:hyperlink>
+        </w:p>
+        <w:p>
+          <w:pPr>
+            <w:pStyle w:val="TOC1"/>
+          </w:pPr>
+          <w:hyperlink w:anchor="X4c5802a96a51a98b86b60169ea7a7b771909ed0" w:history="1">
+            <w:r>
+              <w:t>14. Factions</w:t>
+            </w:r>
+          </w:hyperlink>
+        </w:p>
+        <w:p>
+          <w:pPr>
+            <w:pStyle w:val="TOC1"/>
+          </w:pPr>
+          <w:hyperlink w:anchor="Xa967c9255868c3e1f516fb8c6d9948a6ca5aa46" w:history="1">
+            <w:r>
+              <w:t>15. Standard Language and Reference Rules</w:t>
+            </w:r>
+          </w:hyperlink>
+        </w:p>
+        <w:p>
           <w:r>
-            <w:fldChar w:fldCharType="begin" w:dirty="true"/>
-            <w:instrText xml:space="preserve">TOC \o "1-2" \h \z \u</w:instrText>
-            <w:fldChar w:fldCharType="separate"/>
-            <w:fldChar w:fldCharType="end"/>
+            <w:br w:type="page"/>
           </w:r>
         </w:p>
       </w:sdtContent>
     </w:sdt>
-    <w:bookmarkStart w:id="21" w:name="gauntlet"/>
-    <w:p>
-      <w:pPr>
-        <w:pStyle w:val="Heading1"/>
-      </w:pPr>
-      <w:r>
-        <w:t xml:space="preserve">GAUNTLET</w:t>
-      </w:r>
-    </w:p>
-    <w:bookmarkStart w:id="20" w:name="official-rulebook"/>
-    <w:p>
-      <w:pPr>
-        <w:pStyle w:val="Heading2"/>
-      </w:pPr>
-      <w:r>
-        <w:t xml:space="preserve">Official Rulebook</w:t>
-      </w:r>
-    </w:p>
-    <w:p>
-      <w:pPr>
-        <w:pStyle w:val="FirstParagraph"/>
-      </w:pPr>
-      <w:r>
-        <w:rPr>
-          <w:bCs/>
-          <w:b/>
-        </w:rPr>
-        <w:t xml:space="preserve">Version 0.6.1 — First Playtest Revision</w:t>
-      </w:r>
-    </w:p>
-    <w:p>
-      <w:r>
-        <w:pict>
-          <v:rect style="width:0;height:1.5pt" o:hralign="center" o:hrstd="t" o:hr="t"/>
-        </w:pict>
-      </w:r>
-    </w:p>
-    <w:bookmarkEnd w:id="20"/>
-    <w:bookmarkEnd w:id="21"/>
     <w:bookmarkStart w:id="22" w:name="welcome-to-gauntlet"/>
     <w:p>
       <w:pPr>

--- a/releases/v0.6.1/Gauntlet_v0.6.1_Rulebook.docx
+++ b/releases/v0.6.1/Gauntlet_v0.6.1_Rulebook.docx
@@ -666,7 +666,7 @@
     </w:p>
     <w:bookmarkEnd w:id="25"/>
     <w:bookmarkEnd w:id="26"/>
-    <w:bookmarkStart w:id="29" w:name="Xe6969fd164a6f33c26a9e2eb2b57daca386239a"/>
+    <w:bookmarkStart w:id="37" w:name="Xe6969fd164a6f33c26a9e2eb2b57daca386239a"/>
     <w:p>
       <w:pPr>
         <w:pStyle w:val="Heading1"/>
@@ -701,7 +701,7 @@
       </w:r>
     </w:p>
     <w:bookmarkEnd w:id="27"/>
-    <w:bookmarkStart w:id="28" w:name="complete-rules-1"/>
+    <w:bookmarkStart w:id="36" w:name="complete-rules-1"/>
     <w:p>
       <w:pPr>
         <w:pStyle w:val="Heading2"/>
@@ -929,7 +929,7 @@
         <w:pStyle w:val="FirstParagraph"/>
       </w:pPr>
       <w:r>
-        <w:t xml:space="preserve">Supplemental cards, reference cards, trackers, Deeds, Proposals, Rites, Missions, and similar components are part of the Deck but are not part of the Playable Deck unless a rule explicitly says otherwise.</w:t>
+        <w:t xml:space="preserve">Supplemental cards, reference cards, trackers, Deeds, Proposals, Rites, and similar components are part of the Deck but are not part of the Playable Deck unless a rule explicitly says otherwise. Missions and Special Operations are eligible cards from the Intelligence player's Playable Deck, not supplemental cards.</w:t>
       </w:r>
     </w:p>
     <w:p>
@@ -953,31 +953,13 @@
         <w:t xml:space="preserve">, a single six-Territory column.</w:t>
       </w:r>
     </w:p>
-    <w:p>
-      <w:r>
-        <w:pict>
-          <v:rect style="width:0;height:1.5pt" o:hralign="center" o:hrstd="t" o:hr="t"/>
-        </w:pict>
-      </w:r>
-    </w:p>
-    <w:bookmarkEnd w:id="28"/>
-    <w:bookmarkEnd w:id="29"/>
-    <w:bookmarkStart w:id="36" w:name="X1aa3bb996543939ab9f48144152010207c5cc31"/>
-    <w:p>
-      <w:pPr>
-        <w:pStyle w:val="Heading1"/>
-      </w:pPr>
-      <w:r>
-        <w:t xml:space="preserve">2. Building a Deck</w:t>
-      </w:r>
-    </w:p>
-    <w:bookmarkStart w:id="30" w:name="how-it-works-2"/>
-    <w:p>
-      <w:pPr>
-        <w:pStyle w:val="Heading2"/>
-      </w:pPr>
-      <w:r>
-        <w:t xml:space="preserve">How it works</w:t>
+    <w:bookmarkStart w:id="35" w:name="faction-supplemental-cards-and-trackers"/>
+    <w:p>
+      <w:pPr>
+        <w:pStyle w:val="Heading3"/>
+      </w:pPr>
+      <w:r>
+        <w:t xml:space="preserve">Faction supplemental cards and trackers</w:t>
       </w:r>
     </w:p>
     <w:p>
@@ -985,34 +967,7 @@
         <w:pStyle w:val="FirstParagraph"/>
       </w:pPr>
       <w:r>
-        <w:t xml:space="preserve">Choose one faction and one of its two Leaders. Build a Playable Deck of at least 30 cards with no more than 60 total deckbuilding value. Use Neutral cards and cards from your chosen faction. Then choose three different Territories.</w:t>
-      </w:r>
-    </w:p>
-    <w:bookmarkEnd w:id="30"/>
-    <w:bookmarkStart w:id="35" w:name="complete-rules-2"/>
-    <w:p>
-      <w:pPr>
-        <w:pStyle w:val="Heading2"/>
-      </w:pPr>
-      <w:r>
-        <w:t xml:space="preserve">Complete rules</w:t>
-      </w:r>
-    </w:p>
-    <w:bookmarkStart w:id="31" w:name="choose-a-faction-and-leader"/>
-    <w:p>
-      <w:pPr>
-        <w:pStyle w:val="Heading3"/>
-      </w:pPr>
-      <w:r>
-        <w:t xml:space="preserve">Choose a faction and Leader</w:t>
-      </w:r>
-    </w:p>
-    <w:p>
-      <w:pPr>
-        <w:pStyle w:val="FirstParagraph"/>
-      </w:pPr>
-      <w:r>
-        <w:t xml:space="preserve">Choose one faction, then choose one Leader belonging to that faction. Both players may choose the same faction or Leader.</w:t>
+        <w:t xml:space="preserve">Faction supplemental components keep each faction's public resources, progress, choices, and special procedures visible. Place them beside the Leader before play begins. They are game aids and state records, not cards that can normally be drawn or played.</w:t>
       </w:r>
     </w:p>
     <w:p>
@@ -1020,25 +975,16 @@
         <w:pStyle w:val="BodyText"/>
       </w:pPr>
       <w:r>
-        <w:t xml:space="preserve">The Leader Card begins face up and remains available throughout the game.</w:t>
-      </w:r>
-    </w:p>
-    <w:bookmarkEnd w:id="31"/>
-    <w:bookmarkStart w:id="32" w:name="build-the-playable-deck"/>
-    <w:p>
-      <w:pPr>
-        <w:pStyle w:val="Heading3"/>
-      </w:pPr>
-      <w:r>
-        <w:t xml:space="preserve">Build the Playable Deck</w:t>
-      </w:r>
-    </w:p>
-    <w:p>
-      <w:pPr>
-        <w:pStyle w:val="FirstParagraph"/>
-      </w:pPr>
-      <w:r>
-        <w:t xml:space="preserve">A Playable Deck must contain:</w:t>
+        <w:t xml:space="preserve">Reference cards summarize the faction's procedures. Trackers record changing public values. Double-sided cards record whether a Proposal or Rite has changed state. Other components, such as Deeds and the Capital Ledger, remain on the table as instructed by their faction rules.</w:t>
+      </w:r>
+    </w:p>
+    <w:bookmarkStart w:id="28" w:name="general-use"/>
+    <w:p>
+      <w:pPr>
+        <w:pStyle w:val="Heading4"/>
+      </w:pPr>
+      <w:r>
+        <w:t xml:space="preserve">General use</w:t>
       </w:r>
     </w:p>
     <w:p>
@@ -1050,6 +996,511 @@
         <w:pStyle w:val="Compact"/>
       </w:pPr>
       <w:r>
+        <w:t xml:space="preserve">Keep every supplemental component face up and visible unless its own rules say otherwise.</w:t>
+      </w:r>
+    </w:p>
+    <w:p>
+      <w:pPr>
+        <w:numPr>
+          <w:ilvl w:val="0"/>
+          <w:numId w:val="1005"/>
+        </w:numPr>
+        <w:pStyle w:val="Compact"/>
+      </w:pPr>
+      <w:r>
+        <w:t xml:space="preserve">Begin each tracker at the faction's stated starting value and update it immediately whenever that value changes.</w:t>
+      </w:r>
+    </w:p>
+    <w:p>
+      <w:pPr>
+        <w:numPr>
+          <w:ilvl w:val="0"/>
+          <w:numId w:val="1005"/>
+        </w:numPr>
+        <w:pStyle w:val="Compact"/>
+      </w:pPr>
+      <w:r>
+        <w:t xml:space="preserve">For a sliding tracker, place the indicated Leader or Reference Card over the tracker. Fully cover the tracker at 0, then slide the covering card until its bottom edge aligns with the current value.</w:t>
+      </w:r>
+    </w:p>
+    <w:p>
+      <w:pPr>
+        <w:numPr>
+          <w:ilvl w:val="0"/>
+          <w:numId w:val="1005"/>
+        </w:numPr>
+        <w:pStyle w:val="Compact"/>
+      </w:pPr>
+      <w:r>
+        <w:t xml:space="preserve">A counter, dial, written record, or other substitute may be used when it shows the same public information clearly and unambiguously.</w:t>
+      </w:r>
+    </w:p>
+    <w:p>
+      <w:pPr>
+        <w:numPr>
+          <w:ilvl w:val="0"/>
+          <w:numId w:val="1005"/>
+        </w:numPr>
+        <w:pStyle w:val="Compact"/>
+      </w:pPr>
+      <w:r>
+        <w:t xml:space="preserve">A reference card is a reminder, not a separate rules authority. If its shortened text omits a detail, follow this rulebook and the definitive faction guide.</w:t>
+      </w:r>
+    </w:p>
+    <w:p>
+      <w:pPr>
+        <w:numPr>
+          <w:ilvl w:val="0"/>
+          <w:numId w:val="1005"/>
+        </w:numPr>
+        <w:pStyle w:val="Compact"/>
+      </w:pPr>
+      <w:r>
+        <w:t xml:space="preserve">A double-sided supplemental card changes state only when its governing rule tells you to flip it. Keep any attached or bound cards with it so both players can identify the relationship.</w:t>
+      </w:r>
+    </w:p>
+    <w:p>
+      <w:pPr>
+        <w:numPr>
+          <w:ilvl w:val="0"/>
+          <w:numId w:val="1005"/>
+        </w:numPr>
+        <w:pStyle w:val="Compact"/>
+      </w:pPr>
+      <w:r>
+        <w:t xml:space="preserve">Supplemental components have no deckbuilding value and are not eligible as Gambits, Tactics, costs, collateral, Transmutation cards, Treasury cards, or other playable cards unless a rule explicitly says otherwise.</w:t>
+      </w:r>
+    </w:p>
+    <w:p>
+      <w:pPr>
+        <w:numPr>
+          <w:ilvl w:val="0"/>
+          <w:numId w:val="1005"/>
+        </w:numPr>
+        <w:pStyle w:val="Compact"/>
+      </w:pPr>
+      <w:r>
+        <w:t xml:space="preserve">Each player supplies and controls their own faction package unless a faction rule identifies a shared supply. In a mirror match, keep the two players' components separated and oriented toward their owners.</w:t>
+      </w:r>
+    </w:p>
+    <w:bookmarkEnd w:id="28"/>
+    <w:bookmarkStart w:id="29" w:name="military-package"/>
+    <w:p>
+      <w:pPr>
+        <w:pStyle w:val="Heading4"/>
+      </w:pPr>
+      <w:r>
+        <w:t xml:space="preserve">Military package</w:t>
+      </w:r>
+    </w:p>
+    <w:p>
+      <w:pPr>
+        <w:pStyle w:val="FirstParagraph"/>
+      </w:pPr>
+      <w:r>
+        <w:t xml:space="preserve">Use the selected Leader Card and the</w:t>
+      </w:r>
+      <w:r>
+        <w:t xml:space="preserve"> </w:t>
+      </w:r>
+      <w:r>
+        <w:rPr>
+          <w:bCs/>
+          <w:b/>
+        </w:rPr>
+        <w:t xml:space="preserve">Command Tracker</w:t>
+      </w:r>
+      <w:r>
+        <w:t xml:space="preserve">. Begin at 0 Command with the tracker fully covered by the Leader. Slide the Leader to 1 or 2 whenever Command changes. The Leader Card lists that Leader's three Orders; spend Command only at an Order's stated timing.</w:t>
+      </w:r>
+    </w:p>
+    <w:bookmarkEnd w:id="29"/>
+    <w:bookmarkStart w:id="30" w:name="diplomat-package"/>
+    <w:p>
+      <w:pPr>
+        <w:pStyle w:val="Heading4"/>
+      </w:pPr>
+      <w:r>
+        <w:t xml:space="preserve">Diplomat package</w:t>
+      </w:r>
+    </w:p>
+    <w:p>
+      <w:pPr>
+        <w:pStyle w:val="FirstParagraph"/>
+      </w:pPr>
+      <w:r>
+        <w:t xml:space="preserve">Use the selected Leader Card,</w:t>
+      </w:r>
+      <w:r>
+        <w:t xml:space="preserve"> </w:t>
+      </w:r>
+      <w:r>
+        <w:rPr>
+          <w:bCs/>
+          <w:b/>
+        </w:rPr>
+        <w:t xml:space="preserve">Influence Tracker</w:t>
+      </w:r>
+      <w:r>
+        <w:t xml:space="preserve">, double-sided</w:t>
+      </w:r>
+      <w:r>
+        <w:t xml:space="preserve"> </w:t>
+      </w:r>
+      <w:r>
+        <w:rPr>
+          <w:bCs/>
+          <w:b/>
+        </w:rPr>
+        <w:t xml:space="preserve">Diplomat Reference Card</w:t>
+      </w:r>
+      <w:r>
+        <w:t xml:space="preserve">, and nine double-sided</w:t>
+      </w:r>
+      <w:r>
+        <w:t xml:space="preserve"> </w:t>
+      </w:r>
+      <w:r>
+        <w:rPr>
+          <w:bCs/>
+          <w:b/>
+        </w:rPr>
+        <w:t xml:space="preserve">Proposal / Treaty Article cards</w:t>
+      </w:r>
+      <w:r>
+        <w:t xml:space="preserve">. Begin at 1 Influence and place every Proposal with its Proposal side up. Lower the tracker when Influence is staked or spent and raise it when Influence returns or is gained. Flip an unratified Proposal to its Treaty Article side only when it is ratified. Leave ratified Articles face up so progress toward the Peace Treaty is public.</w:t>
+      </w:r>
+    </w:p>
+    <w:bookmarkEnd w:id="30"/>
+    <w:bookmarkStart w:id="31" w:name="financier-package"/>
+    <w:p>
+      <w:pPr>
+        <w:pStyle w:val="Heading4"/>
+      </w:pPr>
+      <w:r>
+        <w:t xml:space="preserve">Financier package</w:t>
+      </w:r>
+    </w:p>
+    <w:p>
+      <w:pPr>
+        <w:pStyle w:val="FirstParagraph"/>
+      </w:pPr>
+      <w:r>
+        <w:t xml:space="preserve">Use the selected Leader Card,</w:t>
+      </w:r>
+      <w:r>
+        <w:t xml:space="preserve"> </w:t>
+      </w:r>
+      <w:r>
+        <w:rPr>
+          <w:bCs/>
+          <w:b/>
+        </w:rPr>
+        <w:t xml:space="preserve">Financier Reference Card</w:t>
+      </w:r>
+      <w:r>
+        <w:t xml:space="preserve">, public</w:t>
+      </w:r>
+      <w:r>
+        <w:t xml:space="preserve"> </w:t>
+      </w:r>
+      <w:r>
+        <w:rPr>
+          <w:bCs/>
+          <w:b/>
+        </w:rPr>
+        <w:t xml:space="preserve">Capital Ledger</w:t>
+      </w:r>
+      <w:r>
+        <w:t xml:space="preserve">, and eight identical</w:t>
+      </w:r>
+      <w:r>
+        <w:t xml:space="preserve"> </w:t>
+      </w:r>
+      <w:r>
+        <w:rPr>
+          <w:bCs/>
+          <w:b/>
+        </w:rPr>
+        <w:t xml:space="preserve">Deed Cards</w:t>
+      </w:r>
+      <w:r>
+        <w:t xml:space="preserve"> </w:t>
+      </w:r>
+      <w:r>
+        <w:t xml:space="preserve">in a shared supply. Begin with 0 Capital and an empty Treasury. Record every Capital gain, spend, loss, and end-turn reduction as a new Ledger transaction with a running Balance. When a Deed is bought, place one Deed Card beside its Territory on the owner's side; move it during a buyout and return it to the supply if it becomes unowned. A Deed is not an Asset or Overlay.</w:t>
+      </w:r>
+    </w:p>
+    <w:bookmarkEnd w:id="31"/>
+    <w:bookmarkStart w:id="32" w:name="intelligence-package"/>
+    <w:p>
+      <w:pPr>
+        <w:pStyle w:val="Heading4"/>
+      </w:pPr>
+      <w:r>
+        <w:t xml:space="preserve">Intelligence package</w:t>
+      </w:r>
+    </w:p>
+    <w:p>
+      <w:pPr>
+        <w:pStyle w:val="FirstParagraph"/>
+      </w:pPr>
+      <w:r>
+        <w:t xml:space="preserve">Use the selected Leader Card,</w:t>
+      </w:r>
+      <w:r>
+        <w:t xml:space="preserve"> </w:t>
+      </w:r>
+      <w:r>
+        <w:rPr>
+          <w:bCs/>
+          <w:b/>
+        </w:rPr>
+        <w:t xml:space="preserve">Mission Reference Card</w:t>
+      </w:r>
+      <w:r>
+        <w:t xml:space="preserve">,</w:t>
+      </w:r>
+      <w:r>
+        <w:t xml:space="preserve"> </w:t>
+      </w:r>
+      <w:r>
+        <w:rPr>
+          <w:bCs/>
+          <w:b/>
+        </w:rPr>
+        <w:t xml:space="preserve">Operations Reference Card</w:t>
+      </w:r>
+      <w:r>
+        <w:t xml:space="preserve">,</w:t>
+      </w:r>
+      <w:r>
+        <w:t xml:space="preserve"> </w:t>
+      </w:r>
+      <w:r>
+        <w:rPr>
+          <w:bCs/>
+          <w:b/>
+        </w:rPr>
+        <w:t xml:space="preserve">Intel Tracker</w:t>
+      </w:r>
+      <w:r>
+        <w:t xml:space="preserve">, and</w:t>
+      </w:r>
+      <w:r>
+        <w:t xml:space="preserve"> </w:t>
+      </w:r>
+      <w:r>
+        <w:rPr>
+          <w:bCs/>
+          <w:b/>
+        </w:rPr>
+        <w:t xml:space="preserve">Operation Progress Tracker</w:t>
+      </w:r>
+      <w:r>
+        <w:t xml:space="preserve">. Both tracked values begin at 0 and have no maximum. Place the Intel Tracker beneath the Operations Reference and the Operation Progress Tracker beneath the Mission Reference, then slide the covering card to the current value. Record values beyond the printed track separately. An Active Mission or Special Operation is an eligible card from the Playable Deck placed face down near the Leader; the reference cards themselves never become Missions.</w:t>
+      </w:r>
+    </w:p>
+    <w:bookmarkEnd w:id="32"/>
+    <w:bookmarkStart w:id="33" w:name="mystics-package"/>
+    <w:p>
+      <w:pPr>
+        <w:pStyle w:val="Heading4"/>
+      </w:pPr>
+      <w:r>
+        <w:t xml:space="preserve">Mystics package</w:t>
+      </w:r>
+    </w:p>
+    <w:p>
+      <w:pPr>
+        <w:pStyle w:val="FirstParagraph"/>
+      </w:pPr>
+      <w:r>
+        <w:t xml:space="preserve">Use the selected Leader Card,</w:t>
+      </w:r>
+      <w:r>
+        <w:t xml:space="preserve"> </w:t>
+      </w:r>
+      <w:r>
+        <w:rPr>
+          <w:bCs/>
+          <w:b/>
+        </w:rPr>
+        <w:t xml:space="preserve">Mystics Reference Card</w:t>
+      </w:r>
+      <w:r>
+        <w:t xml:space="preserve">, and the three double-sided</w:t>
+      </w:r>
+      <w:r>
+        <w:t xml:space="preserve"> </w:t>
+      </w:r>
+      <w:r>
+        <w:rPr>
+          <w:bCs/>
+          <w:b/>
+        </w:rPr>
+        <w:t xml:space="preserve">Rite cards</w:t>
+      </w:r>
+      <w:r>
+        <w:t xml:space="preserve">: Rite of Echoes, Rite of Blood, and Rite of Crossing. Begin with every Rite incomplete-side up. Keep a begun Rite and any cards bound to it together. Flip the Rite when it is completed; reset it to the incomplete side when its rules say it is interrupted. After all three are complete, keep the three cards bound to the Ritual of Ascendance together in a clearly marked area near the Leader. Mystics use no resource tracker.</w:t>
+      </w:r>
+    </w:p>
+    <w:bookmarkEnd w:id="33"/>
+    <w:bookmarkStart w:id="34" w:name="inquisition-package"/>
+    <w:p>
+      <w:pPr>
+        <w:pStyle w:val="Heading4"/>
+      </w:pPr>
+      <w:r>
+        <w:t xml:space="preserve">Inquisition package</w:t>
+      </w:r>
+    </w:p>
+    <w:p>
+      <w:pPr>
+        <w:pStyle w:val="FirstParagraph"/>
+      </w:pPr>
+      <w:r>
+        <w:t xml:space="preserve">Use the selected Leader Card,</w:t>
+      </w:r>
+      <w:r>
+        <w:t xml:space="preserve"> </w:t>
+      </w:r>
+      <w:r>
+        <w:rPr>
+          <w:bCs/>
+          <w:b/>
+        </w:rPr>
+        <w:t xml:space="preserve">Inquisition Doctrine Reference Card</w:t>
+      </w:r>
+      <w:r>
+        <w:t xml:space="preserve">,</w:t>
+      </w:r>
+      <w:r>
+        <w:t xml:space="preserve"> </w:t>
+      </w:r>
+      <w:r>
+        <w:rPr>
+          <w:bCs/>
+          <w:b/>
+        </w:rPr>
+        <w:t xml:space="preserve">Purge Reference Card</w:t>
+      </w:r>
+      <w:r>
+        <w:t xml:space="preserve">, and</w:t>
+      </w:r>
+      <w:r>
+        <w:t xml:space="preserve"> </w:t>
+      </w:r>
+      <w:r>
+        <w:rPr>
+          <w:bCs/>
+          <w:b/>
+        </w:rPr>
+        <w:t xml:space="preserve">Conviction Tracker</w:t>
+      </w:r>
+      <w:r>
+        <w:t xml:space="preserve">. Begin at 0 Conviction with the tracker fully covered by the Leader. Slide the Leader to show the current value, to a maximum of 4. Use the Doctrine Reference to remember Condemnation, Blasphemy, and Purification; use the Purge Reference to choose and pay for a Purge.</w:t>
+      </w:r>
+    </w:p>
+    <w:p>
+      <w:r>
+        <w:pict>
+          <v:rect style="width:0;height:1.5pt" o:hralign="center" o:hrstd="t" o:hr="t"/>
+        </w:pict>
+      </w:r>
+    </w:p>
+    <w:bookmarkEnd w:id="34"/>
+    <w:bookmarkEnd w:id="35"/>
+    <w:bookmarkEnd w:id="36"/>
+    <w:bookmarkEnd w:id="37"/>
+    <w:bookmarkStart w:id="44" w:name="X1aa3bb996543939ab9f48144152010207c5cc31"/>
+    <w:p>
+      <w:pPr>
+        <w:pStyle w:val="Heading1"/>
+      </w:pPr>
+      <w:r>
+        <w:t xml:space="preserve">2. Building a Deck</w:t>
+      </w:r>
+    </w:p>
+    <w:bookmarkStart w:id="38" w:name="how-it-works-2"/>
+    <w:p>
+      <w:pPr>
+        <w:pStyle w:val="Heading2"/>
+      </w:pPr>
+      <w:r>
+        <w:t xml:space="preserve">How it works</w:t>
+      </w:r>
+    </w:p>
+    <w:p>
+      <w:pPr>
+        <w:pStyle w:val="FirstParagraph"/>
+      </w:pPr>
+      <w:r>
+        <w:t xml:space="preserve">Choose one faction and one of its two Leaders. Build a Playable Deck of at least 30 cards with no more than 60 total deckbuilding value. Use Neutral cards and cards from your chosen faction. Then choose three different Territories.</w:t>
+      </w:r>
+    </w:p>
+    <w:bookmarkEnd w:id="38"/>
+    <w:bookmarkStart w:id="43" w:name="complete-rules-2"/>
+    <w:p>
+      <w:pPr>
+        <w:pStyle w:val="Heading2"/>
+      </w:pPr>
+      <w:r>
+        <w:t xml:space="preserve">Complete rules</w:t>
+      </w:r>
+    </w:p>
+    <w:bookmarkStart w:id="39" w:name="choose-a-faction-and-leader"/>
+    <w:p>
+      <w:pPr>
+        <w:pStyle w:val="Heading3"/>
+      </w:pPr>
+      <w:r>
+        <w:t xml:space="preserve">Choose a faction and Leader</w:t>
+      </w:r>
+    </w:p>
+    <w:p>
+      <w:pPr>
+        <w:pStyle w:val="FirstParagraph"/>
+      </w:pPr>
+      <w:r>
+        <w:t xml:space="preserve">Choose one faction, then choose one Leader belonging to that faction. Both players may choose the same faction or Leader.</w:t>
+      </w:r>
+    </w:p>
+    <w:p>
+      <w:pPr>
+        <w:pStyle w:val="BodyText"/>
+      </w:pPr>
+      <w:r>
+        <w:t xml:space="preserve">The Leader Card begins face up and remains available throughout the game.</w:t>
+      </w:r>
+    </w:p>
+    <w:bookmarkEnd w:id="39"/>
+    <w:bookmarkStart w:id="40" w:name="build-the-playable-deck"/>
+    <w:p>
+      <w:pPr>
+        <w:pStyle w:val="Heading3"/>
+      </w:pPr>
+      <w:r>
+        <w:t xml:space="preserve">Build the Playable Deck</w:t>
+      </w:r>
+    </w:p>
+    <w:p>
+      <w:pPr>
+        <w:pStyle w:val="FirstParagraph"/>
+      </w:pPr>
+      <w:r>
+        <w:t xml:space="preserve">A Playable Deck must contain:</w:t>
+      </w:r>
+    </w:p>
+    <w:p>
+      <w:pPr>
+        <w:numPr>
+          <w:ilvl w:val="0"/>
+          <w:numId w:val="1006"/>
+        </w:numPr>
+        <w:pStyle w:val="Compact"/>
+      </w:pPr>
+      <w:r>
         <w:t xml:space="preserve">at least</w:t>
       </w:r>
       <w:r>
@@ -1070,7 +1521,7 @@
       <w:pPr>
         <w:numPr>
           <w:ilvl w:val="0"/>
-          <w:numId w:val="1005"/>
+          <w:numId w:val="1006"/>
         </w:numPr>
         <w:pStyle w:val="Compact"/>
       </w:pPr>
@@ -1095,7 +1546,7 @@
       <w:pPr>
         <w:numPr>
           <w:ilvl w:val="0"/>
-          <w:numId w:val="1005"/>
+          <w:numId w:val="1006"/>
         </w:numPr>
         <w:pStyle w:val="Compact"/>
       </w:pPr>
@@ -1124,8 +1575,8 @@
         <w:t xml:space="preserve">, a card may appear in any quantity permitted by the available card pool. A Unique card is limited to one copy in the Playable Deck.</w:t>
       </w:r>
     </w:p>
-    <w:bookmarkEnd w:id="32"/>
-    <w:bookmarkStart w:id="33" w:name="choose-territories"/>
+    <w:bookmarkEnd w:id="40"/>
+    <w:bookmarkStart w:id="41" w:name="choose-territories"/>
     <w:p>
       <w:pPr>
         <w:pStyle w:val="Heading3"/>
@@ -1146,7 +1597,7 @@
       <w:pPr>
         <w:numPr>
           <w:ilvl w:val="0"/>
-          <w:numId w:val="1006"/>
+          <w:numId w:val="1007"/>
         </w:numPr>
         <w:pStyle w:val="Compact"/>
       </w:pPr>
@@ -1171,62 +1622,12 @@
       <w:pPr>
         <w:numPr>
           <w:ilvl w:val="0"/>
-          <w:numId w:val="1006"/>
+          <w:numId w:val="1007"/>
         </w:numPr>
         <w:pStyle w:val="Compact"/>
       </w:pPr>
       <w:r>
         <w:t xml:space="preserve">Territory Cards are not part of the Playable Deck.</w:t>
-      </w:r>
-    </w:p>
-    <w:p>
-      <w:pPr>
-        <w:numPr>
-          <w:ilvl w:val="0"/>
-          <w:numId w:val="1006"/>
-        </w:numPr>
-        <w:pStyle w:val="Compact"/>
-      </w:pPr>
-      <w:r>
-        <w:t xml:space="preserve">Territories do not count toward the 30-card minimum or 60-value maximum.</w:t>
-      </w:r>
-    </w:p>
-    <w:p>
-      <w:pPr>
-        <w:numPr>
-          <w:ilvl w:val="0"/>
-          <w:numId w:val="1006"/>
-        </w:numPr>
-        <w:pStyle w:val="Compact"/>
-      </w:pPr>
-      <w:r>
-        <w:t xml:space="preserve">Both players may choose the same Territory titles.</w:t>
-      </w:r>
-    </w:p>
-    <w:bookmarkEnd w:id="33"/>
-    <w:bookmarkStart w:id="34" w:name="supplemental-components"/>
-    <w:p>
-      <w:pPr>
-        <w:pStyle w:val="Heading3"/>
-      </w:pPr>
-      <w:r>
-        <w:t xml:space="preserve">Supplemental components</w:t>
-      </w:r>
-    </w:p>
-    <w:p>
-      <w:pPr>
-        <w:pStyle w:val="FirstParagraph"/>
-      </w:pPr>
-      <w:r>
-        <w:t xml:space="preserve">Prepare all components required by the chosen faction and Leader.</w:t>
-      </w:r>
-    </w:p>
-    <w:p>
-      <w:pPr>
-        <w:pStyle w:val="BodyText"/>
-      </w:pPr>
-      <w:r>
-        <w:t xml:space="preserve">Unless a rule says otherwise, supplemental components:</w:t>
       </w:r>
     </w:p>
     <w:p>
@@ -1238,7 +1639,7 @@
         <w:pStyle w:val="Compact"/>
       </w:pPr>
       <w:r>
-        <w:t xml:space="preserve">are not part of the Playable Deck;</w:t>
+        <w:t xml:space="preserve">Territories do not count toward the 30-card minimum or 60-value maximum.</w:t>
       </w:r>
     </w:p>
     <w:p>
@@ -1250,59 +1651,17 @@
         <w:pStyle w:val="Compact"/>
       </w:pPr>
       <w:r>
-        <w:t xml:space="preserve">are not shuffled into the Draw Pile;</w:t>
-      </w:r>
-    </w:p>
-    <w:p>
-      <w:pPr>
-        <w:numPr>
-          <w:ilvl w:val="0"/>
-          <w:numId w:val="1007"/>
-        </w:numPr>
-        <w:pStyle w:val="Compact"/>
-      </w:pPr>
-      <w:r>
-        <w:t xml:space="preserve">cannot be drawn, played, discarded, banked, or placed in the Graveyard; and</w:t>
-      </w:r>
-    </w:p>
-    <w:p>
-      <w:pPr>
-        <w:numPr>
-          <w:ilvl w:val="0"/>
-          <w:numId w:val="1007"/>
-        </w:numPr>
-        <w:pStyle w:val="Compact"/>
-      </w:pPr>
-      <w:r>
-        <w:t xml:space="preserve">do not count toward deck size or deckbuilding value.</w:t>
-      </w:r>
-    </w:p>
-    <w:p>
-      <w:r>
-        <w:pict>
-          <v:rect style="width:0;height:1.5pt" o:hralign="center" o:hrstd="t" o:hr="t"/>
-        </w:pict>
-      </w:r>
-    </w:p>
-    <w:bookmarkEnd w:id="34"/>
-    <w:bookmarkEnd w:id="35"/>
-    <w:bookmarkEnd w:id="36"/>
-    <w:bookmarkStart w:id="40" w:name="Xaf720dab6e1a6fe367187d817bf580bba6dcd9c"/>
-    <w:p>
-      <w:pPr>
-        <w:pStyle w:val="Heading1"/>
-      </w:pPr>
-      <w:r>
-        <w:t xml:space="preserve">3. Setup</w:t>
-      </w:r>
-    </w:p>
-    <w:bookmarkStart w:id="37" w:name="how-it-works-3"/>
-    <w:p>
-      <w:pPr>
-        <w:pStyle w:val="Heading2"/>
-      </w:pPr>
-      <w:r>
-        <w:t xml:space="preserve">How it works</w:t>
+        <w:t xml:space="preserve">Both players may choose the same Territory titles.</w:t>
+      </w:r>
+    </w:p>
+    <w:bookmarkEnd w:id="41"/>
+    <w:bookmarkStart w:id="42" w:name="supplemental-components"/>
+    <w:p>
+      <w:pPr>
+        <w:pStyle w:val="Heading3"/>
+      </w:pPr>
+      <w:r>
+        <w:t xml:space="preserve">Supplemental components</w:t>
       </w:r>
     </w:p>
     <w:p>
@@ -1310,7 +1669,7 @@
         <w:pStyle w:val="FirstParagraph"/>
       </w:pPr>
       <w:r>
-        <w:t xml:space="preserve">Shuffle your Playable Deck, arrange your three Territories secretly, then join them to your opponent's three Territories. Reveal the full Gauntlet, place your token just before your end, draw three cards, and roll to see who goes first.</w:t>
+        <w:t xml:space="preserve">Prepare all components required by the chosen faction and Leader.</w:t>
       </w:r>
     </w:p>
     <w:p>
@@ -1318,25 +1677,7 @@
         <w:pStyle w:val="BodyText"/>
       </w:pPr>
       <w:r>
-        <w:t xml:space="preserve">Keep your permanent Hand, temporary battle cards, discard pile, Graveyard, Assets, and faction components in clearly separate areas.</w:t>
-      </w:r>
-    </w:p>
-    <w:bookmarkEnd w:id="37"/>
-    <w:bookmarkStart w:id="39" w:name="complete-rules-3"/>
-    <w:p>
-      <w:pPr>
-        <w:pStyle w:val="Heading2"/>
-      </w:pPr>
-      <w:r>
-        <w:t xml:space="preserve">Complete rules</w:t>
-      </w:r>
-    </w:p>
-    <w:p>
-      <w:pPr>
-        <w:pStyle w:val="FirstParagraph"/>
-      </w:pPr>
-      <w:r>
-        <w:t xml:space="preserve">Prepare the game in this order:</w:t>
+        <w:t xml:space="preserve">Unless a rule says otherwise, supplemental components:</w:t>
       </w:r>
     </w:p>
     <w:p>
@@ -1348,6 +1689,116 @@
         <w:pStyle w:val="Compact"/>
       </w:pPr>
       <w:r>
+        <w:t xml:space="preserve">are not part of the Playable Deck;</w:t>
+      </w:r>
+    </w:p>
+    <w:p>
+      <w:pPr>
+        <w:numPr>
+          <w:ilvl w:val="0"/>
+          <w:numId w:val="1008"/>
+        </w:numPr>
+        <w:pStyle w:val="Compact"/>
+      </w:pPr>
+      <w:r>
+        <w:t xml:space="preserve">are not shuffled into the Draw Pile;</w:t>
+      </w:r>
+    </w:p>
+    <w:p>
+      <w:pPr>
+        <w:numPr>
+          <w:ilvl w:val="0"/>
+          <w:numId w:val="1008"/>
+        </w:numPr>
+        <w:pStyle w:val="Compact"/>
+      </w:pPr>
+      <w:r>
+        <w:t xml:space="preserve">cannot be drawn, played, discarded, banked, or placed in the Graveyard; and</w:t>
+      </w:r>
+    </w:p>
+    <w:p>
+      <w:pPr>
+        <w:numPr>
+          <w:ilvl w:val="0"/>
+          <w:numId w:val="1008"/>
+        </w:numPr>
+        <w:pStyle w:val="Compact"/>
+      </w:pPr>
+      <w:r>
+        <w:t xml:space="preserve">do not count toward deck size or deckbuilding value.</w:t>
+      </w:r>
+    </w:p>
+    <w:p>
+      <w:r>
+        <w:pict>
+          <v:rect style="width:0;height:1.5pt" o:hralign="center" o:hrstd="t" o:hr="t"/>
+        </w:pict>
+      </w:r>
+    </w:p>
+    <w:bookmarkEnd w:id="42"/>
+    <w:bookmarkEnd w:id="43"/>
+    <w:bookmarkEnd w:id="44"/>
+    <w:bookmarkStart w:id="48" w:name="Xaf720dab6e1a6fe367187d817bf580bba6dcd9c"/>
+    <w:p>
+      <w:pPr>
+        <w:pStyle w:val="Heading1"/>
+      </w:pPr>
+      <w:r>
+        <w:t xml:space="preserve">3. Setup</w:t>
+      </w:r>
+    </w:p>
+    <w:bookmarkStart w:id="45" w:name="how-it-works-3"/>
+    <w:p>
+      <w:pPr>
+        <w:pStyle w:val="Heading2"/>
+      </w:pPr>
+      <w:r>
+        <w:t xml:space="preserve">How it works</w:t>
+      </w:r>
+    </w:p>
+    <w:p>
+      <w:pPr>
+        <w:pStyle w:val="FirstParagraph"/>
+      </w:pPr>
+      <w:r>
+        <w:t xml:space="preserve">Shuffle your Playable Deck, arrange your three Territories secretly, then join them to your opponent's three Territories. Reveal the full Gauntlet, place your token just before your end, draw three cards, and roll to see who goes first.</w:t>
+      </w:r>
+    </w:p>
+    <w:p>
+      <w:pPr>
+        <w:pStyle w:val="BodyText"/>
+      </w:pPr>
+      <w:r>
+        <w:t xml:space="preserve">Keep your permanent Hand, temporary battle cards, discard pile, Graveyard, Assets, and faction components in clearly separate areas.</w:t>
+      </w:r>
+    </w:p>
+    <w:bookmarkEnd w:id="45"/>
+    <w:bookmarkStart w:id="47" w:name="complete-rules-3"/>
+    <w:p>
+      <w:pPr>
+        <w:pStyle w:val="Heading2"/>
+      </w:pPr>
+      <w:r>
+        <w:t xml:space="preserve">Complete rules</w:t>
+      </w:r>
+    </w:p>
+    <w:p>
+      <w:pPr>
+        <w:pStyle w:val="FirstParagraph"/>
+      </w:pPr>
+      <w:r>
+        <w:t xml:space="preserve">Prepare the game in this order:</w:t>
+      </w:r>
+    </w:p>
+    <w:p>
+      <w:pPr>
+        <w:numPr>
+          <w:ilvl w:val="0"/>
+          <w:numId w:val="1009"/>
+        </w:numPr>
+        <w:pStyle w:val="Compact"/>
+      </w:pPr>
+      <w:r>
         <w:rPr>
           <w:bCs/>
           <w:b/>
@@ -1365,7 +1816,7 @@
       <w:pPr>
         <w:numPr>
           <w:ilvl w:val="0"/>
-          <w:numId w:val="1008"/>
+          <w:numId w:val="1009"/>
         </w:numPr>
         <w:pStyle w:val="Compact"/>
       </w:pPr>
@@ -1387,7 +1838,7 @@
       <w:pPr>
         <w:numPr>
           <w:ilvl w:val="0"/>
-          <w:numId w:val="1008"/>
+          <w:numId w:val="1009"/>
         </w:numPr>
         <w:pStyle w:val="Compact"/>
       </w:pPr>
@@ -1409,7 +1860,7 @@
       <w:pPr>
         <w:numPr>
           <w:ilvl w:val="0"/>
-          <w:numId w:val="1008"/>
+          <w:numId w:val="1009"/>
         </w:numPr>
         <w:pStyle w:val="Compact"/>
       </w:pPr>
@@ -1431,7 +1882,7 @@
       <w:pPr>
         <w:numPr>
           <w:ilvl w:val="0"/>
-          <w:numId w:val="1008"/>
+          <w:numId w:val="1009"/>
         </w:numPr>
         <w:pStyle w:val="Compact"/>
       </w:pPr>
@@ -1453,7 +1904,7 @@
       <w:pPr>
         <w:numPr>
           <w:ilvl w:val="0"/>
-          <w:numId w:val="1008"/>
+          <w:numId w:val="1009"/>
         </w:numPr>
         <w:pStyle w:val="Compact"/>
       </w:pPr>
@@ -1475,7 +1926,7 @@
       <w:pPr>
         <w:numPr>
           <w:ilvl w:val="0"/>
-          <w:numId w:val="1008"/>
+          <w:numId w:val="1009"/>
         </w:numPr>
         <w:pStyle w:val="Compact"/>
       </w:pPr>
@@ -1497,7 +1948,7 @@
       <w:pPr>
         <w:numPr>
           <w:ilvl w:val="0"/>
-          <w:numId w:val="1008"/>
+          <w:numId w:val="1009"/>
         </w:numPr>
         <w:pStyle w:val="Compact"/>
       </w:pPr>
@@ -1515,7 +1966,7 @@
         <w:t xml:space="preserve">Each player rolls one die. Higher result goes first; reroll ties.</w:t>
       </w:r>
     </w:p>
-    <w:bookmarkStart w:id="38" w:name="recommended-play-areas"/>
+    <w:bookmarkStart w:id="46" w:name="recommended-play-areas"/>
     <w:p>
       <w:pPr>
         <w:pStyle w:val="Heading3"/>
@@ -1530,184 +1981,6 @@
       </w:pPr>
       <w:r>
         <w:t xml:space="preserve">Each player should maintain distinct areas for:</w:t>
-      </w:r>
-    </w:p>
-    <w:p>
-      <w:pPr>
-        <w:numPr>
-          <w:ilvl w:val="0"/>
-          <w:numId w:val="1009"/>
-        </w:numPr>
-        <w:pStyle w:val="Compact"/>
-      </w:pPr>
-      <w:r>
-        <w:t xml:space="preserve">Draw Pile;</w:t>
-      </w:r>
-    </w:p>
-    <w:p>
-      <w:pPr>
-        <w:numPr>
-          <w:ilvl w:val="0"/>
-          <w:numId w:val="1009"/>
-        </w:numPr>
-        <w:pStyle w:val="Compact"/>
-      </w:pPr>
-      <w:r>
-        <w:t xml:space="preserve">Discard Pile;</w:t>
-      </w:r>
-    </w:p>
-    <w:p>
-      <w:pPr>
-        <w:numPr>
-          <w:ilvl w:val="0"/>
-          <w:numId w:val="1009"/>
-        </w:numPr>
-        <w:pStyle w:val="Compact"/>
-      </w:pPr>
-      <w:r>
-        <w:t xml:space="preserve">Graveyard;</w:t>
-      </w:r>
-    </w:p>
-    <w:p>
-      <w:pPr>
-        <w:numPr>
-          <w:ilvl w:val="0"/>
-          <w:numId w:val="1009"/>
-        </w:numPr>
-        <w:pStyle w:val="Compact"/>
-      </w:pPr>
-      <w:r>
-        <w:t xml:space="preserve">Hand;</w:t>
-      </w:r>
-    </w:p>
-    <w:p>
-      <w:pPr>
-        <w:numPr>
-          <w:ilvl w:val="0"/>
-          <w:numId w:val="1009"/>
-        </w:numPr>
-        <w:pStyle w:val="Compact"/>
-      </w:pPr>
-      <w:r>
-        <w:t xml:space="preserve">Asset Bank;</w:t>
-      </w:r>
-    </w:p>
-    <w:p>
-      <w:pPr>
-        <w:numPr>
-          <w:ilvl w:val="0"/>
-          <w:numId w:val="1009"/>
-        </w:numPr>
-        <w:pStyle w:val="Compact"/>
-      </w:pPr>
-      <w:r>
-        <w:t xml:space="preserve">Leader and supplemental components;</w:t>
-      </w:r>
-    </w:p>
-    <w:p>
-      <w:pPr>
-        <w:numPr>
-          <w:ilvl w:val="0"/>
-          <w:numId w:val="1009"/>
-        </w:numPr>
-        <w:pStyle w:val="Compact"/>
-      </w:pPr>
-      <w:r>
-        <w:t xml:space="preserve">Reserve;</w:t>
-      </w:r>
-    </w:p>
-    <w:p>
-      <w:pPr>
-        <w:numPr>
-          <w:ilvl w:val="0"/>
-          <w:numId w:val="1009"/>
-        </w:numPr>
-        <w:pStyle w:val="Compact"/>
-      </w:pPr>
-      <w:r>
-        <w:t xml:space="preserve">Gambit; and</w:t>
-      </w:r>
-    </w:p>
-    <w:p>
-      <w:pPr>
-        <w:numPr>
-          <w:ilvl w:val="0"/>
-          <w:numId w:val="1009"/>
-        </w:numPr>
-        <w:pStyle w:val="Compact"/>
-      </w:pPr>
-      <w:r>
-        <w:t xml:space="preserve">Tactic.</w:t>
-      </w:r>
-    </w:p>
-    <w:p>
-      <w:pPr>
-        <w:pStyle w:val="FirstParagraph"/>
-      </w:pPr>
-      <w:r>
-        <w:t xml:space="preserve">Cards in different zones must remain visibly separate even when space is limited.</w:t>
-      </w:r>
-    </w:p>
-    <w:p>
-      <w:r>
-        <w:pict>
-          <v:rect style="width:0;height:1.5pt" o:hralign="center" o:hrstd="t" o:hr="t"/>
-        </w:pict>
-      </w:r>
-    </w:p>
-    <w:bookmarkEnd w:id="38"/>
-    <w:bookmarkEnd w:id="39"/>
-    <w:bookmarkEnd w:id="40"/>
-    <w:bookmarkStart w:id="48" w:name="Xcec637542a4c2dcf3e013ed48ad56347297d6d4"/>
-    <w:p>
-      <w:pPr>
-        <w:pStyle w:val="Heading1"/>
-      </w:pPr>
-      <w:r>
-        <w:t xml:space="preserve">4. Turn Structure</w:t>
-      </w:r>
-    </w:p>
-    <w:bookmarkStart w:id="41" w:name="how-it-works-4"/>
-    <w:p>
-      <w:pPr>
-        <w:pStyle w:val="Heading2"/>
-      </w:pPr>
-      <w:r>
-        <w:t xml:space="preserve">How it works</w:t>
-      </w:r>
-    </w:p>
-    <w:p>
-      <w:pPr>
-        <w:pStyle w:val="FirstParagraph"/>
-      </w:pPr>
-      <w:r>
-        <w:t xml:space="preserve">On your turn, first capture an opposing Territory you held through the opponent's turn. Then draw a card. You may take one Action either before or after movement. During movement, advance, hold, or withdraw. Resolve any battle immediately. Finally, discard down to three cards.</w:t>
-      </w:r>
-    </w:p>
-    <w:p>
-      <w:pPr>
-        <w:pStyle w:val="BodyText"/>
-      </w:pPr>
-      <w:r>
-        <w:t xml:space="preserve">A battle ends the movement that started it. You move again afterward only when a rule or card specifically permits it.</w:t>
-      </w:r>
-    </w:p>
-    <w:bookmarkEnd w:id="41"/>
-    <w:bookmarkStart w:id="47" w:name="complete-rules-4"/>
-    <w:p>
-      <w:pPr>
-        <w:pStyle w:val="Heading2"/>
-      </w:pPr>
-      <w:r>
-        <w:t xml:space="preserve">Complete rules</w:t>
-      </w:r>
-    </w:p>
-    <w:p>
-      <w:pPr>
-        <w:pStyle w:val="FirstParagraph"/>
-      </w:pPr>
-      <w:r>
-        <w:t xml:space="preserve">Complete each turn in this order:</w:t>
       </w:r>
     </w:p>
     <w:p>
@@ -1719,6 +1992,184 @@
         <w:pStyle w:val="Compact"/>
       </w:pPr>
       <w:r>
+        <w:t xml:space="preserve">Draw Pile;</w:t>
+      </w:r>
+    </w:p>
+    <w:p>
+      <w:pPr>
+        <w:numPr>
+          <w:ilvl w:val="0"/>
+          <w:numId w:val="1010"/>
+        </w:numPr>
+        <w:pStyle w:val="Compact"/>
+      </w:pPr>
+      <w:r>
+        <w:t xml:space="preserve">Discard Pile;</w:t>
+      </w:r>
+    </w:p>
+    <w:p>
+      <w:pPr>
+        <w:numPr>
+          <w:ilvl w:val="0"/>
+          <w:numId w:val="1010"/>
+        </w:numPr>
+        <w:pStyle w:val="Compact"/>
+      </w:pPr>
+      <w:r>
+        <w:t xml:space="preserve">Graveyard;</w:t>
+      </w:r>
+    </w:p>
+    <w:p>
+      <w:pPr>
+        <w:numPr>
+          <w:ilvl w:val="0"/>
+          <w:numId w:val="1010"/>
+        </w:numPr>
+        <w:pStyle w:val="Compact"/>
+      </w:pPr>
+      <w:r>
+        <w:t xml:space="preserve">Hand;</w:t>
+      </w:r>
+    </w:p>
+    <w:p>
+      <w:pPr>
+        <w:numPr>
+          <w:ilvl w:val="0"/>
+          <w:numId w:val="1010"/>
+        </w:numPr>
+        <w:pStyle w:val="Compact"/>
+      </w:pPr>
+      <w:r>
+        <w:t xml:space="preserve">Asset Bank;</w:t>
+      </w:r>
+    </w:p>
+    <w:p>
+      <w:pPr>
+        <w:numPr>
+          <w:ilvl w:val="0"/>
+          <w:numId w:val="1010"/>
+        </w:numPr>
+        <w:pStyle w:val="Compact"/>
+      </w:pPr>
+      <w:r>
+        <w:t xml:space="preserve">Leader and supplemental components;</w:t>
+      </w:r>
+    </w:p>
+    <w:p>
+      <w:pPr>
+        <w:numPr>
+          <w:ilvl w:val="0"/>
+          <w:numId w:val="1010"/>
+        </w:numPr>
+        <w:pStyle w:val="Compact"/>
+      </w:pPr>
+      <w:r>
+        <w:t xml:space="preserve">Reserve;</w:t>
+      </w:r>
+    </w:p>
+    <w:p>
+      <w:pPr>
+        <w:numPr>
+          <w:ilvl w:val="0"/>
+          <w:numId w:val="1010"/>
+        </w:numPr>
+        <w:pStyle w:val="Compact"/>
+      </w:pPr>
+      <w:r>
+        <w:t xml:space="preserve">Gambit; and</w:t>
+      </w:r>
+    </w:p>
+    <w:p>
+      <w:pPr>
+        <w:numPr>
+          <w:ilvl w:val="0"/>
+          <w:numId w:val="1010"/>
+        </w:numPr>
+        <w:pStyle w:val="Compact"/>
+      </w:pPr>
+      <w:r>
+        <w:t xml:space="preserve">Tactic.</w:t>
+      </w:r>
+    </w:p>
+    <w:p>
+      <w:pPr>
+        <w:pStyle w:val="FirstParagraph"/>
+      </w:pPr>
+      <w:r>
+        <w:t xml:space="preserve">Cards in different zones must remain visibly separate even when space is limited.</w:t>
+      </w:r>
+    </w:p>
+    <w:p>
+      <w:r>
+        <w:pict>
+          <v:rect style="width:0;height:1.5pt" o:hralign="center" o:hrstd="t" o:hr="t"/>
+        </w:pict>
+      </w:r>
+    </w:p>
+    <w:bookmarkEnd w:id="46"/>
+    <w:bookmarkEnd w:id="47"/>
+    <w:bookmarkEnd w:id="48"/>
+    <w:bookmarkStart w:id="56" w:name="Xcec637542a4c2dcf3e013ed48ad56347297d6d4"/>
+    <w:p>
+      <w:pPr>
+        <w:pStyle w:val="Heading1"/>
+      </w:pPr>
+      <w:r>
+        <w:t xml:space="preserve">4. Turn Structure</w:t>
+      </w:r>
+    </w:p>
+    <w:bookmarkStart w:id="49" w:name="how-it-works-4"/>
+    <w:p>
+      <w:pPr>
+        <w:pStyle w:val="Heading2"/>
+      </w:pPr>
+      <w:r>
+        <w:t xml:space="preserve">How it works</w:t>
+      </w:r>
+    </w:p>
+    <w:p>
+      <w:pPr>
+        <w:pStyle w:val="FirstParagraph"/>
+      </w:pPr>
+      <w:r>
+        <w:t xml:space="preserve">On your turn, first capture an opposing Territory you held through the opponent's turn. Then draw a card. You may take one Action either before or after movement. During movement, advance, hold, or withdraw. Resolve any battle immediately. Finally, discard down to three cards.</w:t>
+      </w:r>
+    </w:p>
+    <w:p>
+      <w:pPr>
+        <w:pStyle w:val="BodyText"/>
+      </w:pPr>
+      <w:r>
+        <w:t xml:space="preserve">A battle ends the movement that started it. You move again afterward only when a rule or card specifically permits it.</w:t>
+      </w:r>
+    </w:p>
+    <w:bookmarkEnd w:id="49"/>
+    <w:bookmarkStart w:id="55" w:name="complete-rules-4"/>
+    <w:p>
+      <w:pPr>
+        <w:pStyle w:val="Heading2"/>
+      </w:pPr>
+      <w:r>
+        <w:t xml:space="preserve">Complete rules</w:t>
+      </w:r>
+    </w:p>
+    <w:p>
+      <w:pPr>
+        <w:pStyle w:val="FirstParagraph"/>
+      </w:pPr>
+      <w:r>
+        <w:t xml:space="preserve">Complete each turn in this order:</w:t>
+      </w:r>
+    </w:p>
+    <w:p>
+      <w:pPr>
+        <w:numPr>
+          <w:ilvl w:val="0"/>
+          <w:numId w:val="1011"/>
+        </w:numPr>
+        <w:pStyle w:val="Compact"/>
+      </w:pPr>
+      <w:r>
         <w:rPr>
           <w:bCs/>
           <w:b/>
@@ -1730,7 +2181,7 @@
       <w:pPr>
         <w:numPr>
           <w:ilvl w:val="0"/>
-          <w:numId w:val="1010"/>
+          <w:numId w:val="1011"/>
         </w:numPr>
         <w:pStyle w:val="Compact"/>
       </w:pPr>
@@ -1746,7 +2197,7 @@
       <w:pPr>
         <w:numPr>
           <w:ilvl w:val="0"/>
-          <w:numId w:val="1010"/>
+          <w:numId w:val="1011"/>
         </w:numPr>
         <w:pStyle w:val="Compact"/>
       </w:pPr>
@@ -1762,7 +2213,7 @@
       <w:pPr>
         <w:numPr>
           <w:ilvl w:val="0"/>
-          <w:numId w:val="1010"/>
+          <w:numId w:val="1011"/>
         </w:numPr>
         <w:pStyle w:val="Compact"/>
       </w:pPr>
@@ -1778,7 +2229,7 @@
       <w:pPr>
         <w:numPr>
           <w:ilvl w:val="0"/>
-          <w:numId w:val="1010"/>
+          <w:numId w:val="1011"/>
         </w:numPr>
         <w:pStyle w:val="Compact"/>
       </w:pPr>
@@ -1794,7 +2245,7 @@
       <w:pPr>
         <w:numPr>
           <w:ilvl w:val="0"/>
-          <w:numId w:val="1010"/>
+          <w:numId w:val="1011"/>
         </w:numPr>
         <w:pStyle w:val="Compact"/>
       </w:pPr>
@@ -1806,7 +2257,7 @@
         <w:t xml:space="preserve">Cleanup</w:t>
       </w:r>
     </w:p>
-    <w:bookmarkStart w:id="42" w:name="capture"/>
+    <w:bookmarkStart w:id="50" w:name="capture"/>
     <w:p>
       <w:pPr>
         <w:pStyle w:val="Heading3"/>
@@ -1831,8 +2282,8 @@
         <w:t xml:space="preserve">Resolve effects and victory checks that occur after the Capture step before drawing.</w:t>
       </w:r>
     </w:p>
-    <w:bookmarkEnd w:id="42"/>
-    <w:bookmarkStart w:id="43" w:name="draw"/>
+    <w:bookmarkEnd w:id="50"/>
+    <w:bookmarkStart w:id="51" w:name="draw"/>
     <w:p>
       <w:pPr>
         <w:pStyle w:val="Heading3"/>
@@ -1857,8 +2308,8 @@
         <w:t xml:space="preserve">If the Draw Pile cannot complete a draw, shuffle the Discard Pile to form a new Draw Pile and continue. If the Draw Pile and Discard Pile cannot provide the full draw, draw as many cards as possible. Cards already drawn during that draw are not shuffled back.</w:t>
       </w:r>
     </w:p>
-    <w:bookmarkEnd w:id="43"/>
-    <w:bookmarkStart w:id="44" w:name="action-opportunities"/>
+    <w:bookmarkEnd w:id="51"/>
+    <w:bookmarkStart w:id="52" w:name="action-opportunities"/>
     <w:p>
       <w:pPr>
         <w:pStyle w:val="Heading3"/>
@@ -1887,7 +2338,7 @@
       <w:pPr>
         <w:numPr>
           <w:ilvl w:val="0"/>
-          <w:numId w:val="1011"/>
+          <w:numId w:val="1012"/>
         </w:numPr>
         <w:pStyle w:val="Compact"/>
       </w:pPr>
@@ -1899,7 +2350,7 @@
       <w:pPr>
         <w:numPr>
           <w:ilvl w:val="0"/>
-          <w:numId w:val="1011"/>
+          <w:numId w:val="1012"/>
         </w:numPr>
         <w:pStyle w:val="Compact"/>
       </w:pPr>
@@ -1915,8 +2366,8 @@
         <w:t xml:space="preserve">An additional Action Opportunity permits one additional qualifying action at the stated timing. It does not grant movement unless stated.</w:t>
       </w:r>
     </w:p>
-    <w:bookmarkEnd w:id="44"/>
-    <w:bookmarkStart w:id="45" w:name="movement"/>
+    <w:bookmarkEnd w:id="52"/>
+    <w:bookmarkStart w:id="53" w:name="movement"/>
     <w:p>
       <w:pPr>
         <w:pStyle w:val="Heading3"/>
@@ -1933,8 +2384,8 @@
         <w:t xml:space="preserve">Advance, hold, or withdraw. Resolve any battle caused by movement immediately. When movement begins a battle, that movement ends and all unused movement is lost.</w:t>
       </w:r>
     </w:p>
-    <w:bookmarkEnd w:id="45"/>
-    <w:bookmarkStart w:id="46" w:name="cleanup"/>
+    <w:bookmarkEnd w:id="53"/>
+    <w:bookmarkStart w:id="54" w:name="cleanup"/>
     <w:p>
       <w:pPr>
         <w:pStyle w:val="Heading3"/>
@@ -1958,10 +2409,10 @@
         </w:pict>
       </w:r>
     </w:p>
-    <w:bookmarkEnd w:id="46"/>
-    <w:bookmarkEnd w:id="47"/>
-    <w:bookmarkEnd w:id="48"/>
-    <w:bookmarkStart w:id="53" w:name="X4a95ab6fdfb1df1521a818d1cd5383953a931cf"/>
+    <w:bookmarkEnd w:id="54"/>
+    <w:bookmarkEnd w:id="55"/>
+    <w:bookmarkEnd w:id="56"/>
+    <w:bookmarkStart w:id="61" w:name="X4a95ab6fdfb1df1521a818d1cd5383953a931cf"/>
     <w:p>
       <w:pPr>
         <w:pStyle w:val="Heading1"/>
@@ -1970,7 +2421,7 @@
         <w:t xml:space="preserve">5. Movement</w:t>
       </w:r>
     </w:p>
-    <w:bookmarkStart w:id="49" w:name="how-it-works-5"/>
+    <w:bookmarkStart w:id="57" w:name="how-it-works-5"/>
     <w:p>
       <w:pPr>
         <w:pStyle w:val="Heading2"/>
@@ -1995,8 +2446,8 @@
         <w:t xml:space="preserve">A battle stops the current movement. Winning does not automatically let you continue moving; follow-up movement must come from an Order, card, or other specific effect.</w:t>
       </w:r>
     </w:p>
-    <w:bookmarkEnd w:id="49"/>
-    <w:bookmarkStart w:id="52" w:name="complete-rules-5"/>
+    <w:bookmarkEnd w:id="57"/>
+    <w:bookmarkStart w:id="60" w:name="complete-rules-5"/>
     <w:p>
       <w:pPr>
         <w:pStyle w:val="Heading2"/>
@@ -2033,44 +2484,12 @@
       <w:pPr>
         <w:numPr>
           <w:ilvl w:val="0"/>
-          <w:numId w:val="1012"/>
+          <w:numId w:val="1013"/>
         </w:numPr>
         <w:pStyle w:val="Compact"/>
       </w:pPr>
       <w:r>
         <w:t xml:space="preserve">each Territory;</w:t>
-      </w:r>
-    </w:p>
-    <w:p>
-      <w:pPr>
-        <w:numPr>
-          <w:ilvl w:val="0"/>
-          <w:numId w:val="1012"/>
-        </w:numPr>
-        <w:pStyle w:val="Compact"/>
-      </w:pPr>
-      <w:r>
-        <w:t xml:space="preserve">the position immediately before either end of the Gauntlet; and</w:t>
-      </w:r>
-    </w:p>
-    <w:p>
-      <w:pPr>
-        <w:numPr>
-          <w:ilvl w:val="0"/>
-          <w:numId w:val="1012"/>
-        </w:numPr>
-        <w:pStyle w:val="Compact"/>
-      </w:pPr>
-      <w:r>
-        <w:t xml:space="preserve">the position immediately beyond either end.</w:t>
-      </w:r>
-    </w:p>
-    <w:p>
-      <w:pPr>
-        <w:pStyle w:val="FirstParagraph"/>
-      </w:pPr>
-      <w:r>
-        <w:t xml:space="preserve">During the Movement step, choose one:</w:t>
       </w:r>
     </w:p>
     <w:p>
@@ -2082,6 +2501,38 @@
         <w:pStyle w:val="Compact"/>
       </w:pPr>
       <w:r>
+        <w:t xml:space="preserve">the position immediately before either end of the Gauntlet; and</w:t>
+      </w:r>
+    </w:p>
+    <w:p>
+      <w:pPr>
+        <w:numPr>
+          <w:ilvl w:val="0"/>
+          <w:numId w:val="1013"/>
+        </w:numPr>
+        <w:pStyle w:val="Compact"/>
+      </w:pPr>
+      <w:r>
+        <w:t xml:space="preserve">the position immediately beyond either end.</w:t>
+      </w:r>
+    </w:p>
+    <w:p>
+      <w:pPr>
+        <w:pStyle w:val="FirstParagraph"/>
+      </w:pPr>
+      <w:r>
+        <w:t xml:space="preserve">During the Movement step, choose one:</w:t>
+      </w:r>
+    </w:p>
+    <w:p>
+      <w:pPr>
+        <w:numPr>
+          <w:ilvl w:val="0"/>
+          <w:numId w:val="1014"/>
+        </w:numPr>
+        <w:pStyle w:val="Compact"/>
+      </w:pPr>
+      <w:r>
         <w:rPr>
           <w:bCs/>
           <w:b/>
@@ -2099,7 +2550,7 @@
       <w:pPr>
         <w:numPr>
           <w:ilvl w:val="0"/>
-          <w:numId w:val="1013"/>
+          <w:numId w:val="1014"/>
         </w:numPr>
         <w:pStyle w:val="Compact"/>
       </w:pPr>
@@ -2121,7 +2572,7 @@
       <w:pPr>
         <w:numPr>
           <w:ilvl w:val="0"/>
-          <w:numId w:val="1013"/>
+          <w:numId w:val="1014"/>
         </w:numPr>
         <w:pStyle w:val="Compact"/>
       </w:pPr>
@@ -2155,7 +2606,7 @@
         <w:t xml:space="preserve">If an effect grants additional movement, resolve it one position at a time unless stated otherwise. Entering an occupied position begins a battle. When that happens, the current movement sequence ends and any remaining movement is lost.</w:t>
       </w:r>
     </w:p>
-    <w:bookmarkStart w:id="50" w:name="entering-an-occupied-territory"/>
+    <w:bookmarkStart w:id="58" w:name="entering-an-occupied-territory"/>
     <w:p>
       <w:pPr>
         <w:pStyle w:val="Heading3"/>
@@ -2172,8 +2623,8 @@
         <w:t xml:space="preserve">Move the attacking token into the contested Territory before the battle. During the unresolved battle, the defender remains the occupant. If the attacker wins, the defender retreats and the attacker becomes the occupant.</w:t>
       </w:r>
     </w:p>
-    <w:bookmarkEnd w:id="50"/>
-    <w:bookmarkStart w:id="51" w:name="movement-after-battle"/>
+    <w:bookmarkEnd w:id="58"/>
+    <w:bookmarkStart w:id="59" w:name="movement-after-battle"/>
     <w:p>
       <w:pPr>
         <w:pStyle w:val="Heading3"/>
@@ -2197,10 +2648,10 @@
         </w:pict>
       </w:r>
     </w:p>
-    <w:bookmarkEnd w:id="51"/>
-    <w:bookmarkEnd w:id="52"/>
-    <w:bookmarkEnd w:id="53"/>
-    <w:bookmarkStart w:id="71" w:name="X97f327af27f5788a02b0239f1d64e07514976bc"/>
+    <w:bookmarkEnd w:id="59"/>
+    <w:bookmarkEnd w:id="60"/>
+    <w:bookmarkEnd w:id="61"/>
+    <w:bookmarkStart w:id="79" w:name="X97f327af27f5788a02b0239f1d64e07514976bc"/>
     <w:p>
       <w:pPr>
         <w:pStyle w:val="Heading1"/>
@@ -2209,7 +2660,7 @@
         <w:t xml:space="preserve">6. Battles</w:t>
       </w:r>
     </w:p>
-    <w:bookmarkStart w:id="54" w:name="how-it-works-6"/>
+    <w:bookmarkStart w:id="62" w:name="how-it-works-6"/>
     <w:p>
       <w:pPr>
         <w:pStyle w:val="Heading2"/>
@@ -2281,8 +2732,8 @@
         <w:t xml:space="preserve">. Reveal Tactics, resolve the card effects, and roll dice. The higher battle total wins.</w:t>
       </w:r>
     </w:p>
-    <w:bookmarkEnd w:id="54"/>
-    <w:bookmarkStart w:id="70" w:name="complete-rules-6"/>
+    <w:bookmarkEnd w:id="62"/>
+    <w:bookmarkStart w:id="78" w:name="complete-rules-6"/>
     <w:p>
       <w:pPr>
         <w:pStyle w:val="Heading2"/>
@@ -2337,139 +2788,12 @@
       <w:pPr>
         <w:numPr>
           <w:ilvl w:val="0"/>
-          <w:numId w:val="1014"/>
+          <w:numId w:val="1015"/>
         </w:numPr>
         <w:pStyle w:val="Compact"/>
       </w:pPr>
       <w:r>
         <w:t xml:space="preserve">Resolve opening effects.</w:t>
-      </w:r>
-    </w:p>
-    <w:p>
-      <w:pPr>
-        <w:numPr>
-          <w:ilvl w:val="0"/>
-          <w:numId w:val="1014"/>
-        </w:numPr>
-        <w:pStyle w:val="Compact"/>
-      </w:pPr>
-      <w:r>
-        <w:t xml:space="preserve">Set Gambits.</w:t>
-      </w:r>
-    </w:p>
-    <w:p>
-      <w:pPr>
-        <w:numPr>
-          <w:ilvl w:val="0"/>
-          <w:numId w:val="1014"/>
-        </w:numPr>
-        <w:pStyle w:val="Compact"/>
-      </w:pPr>
-      <w:r>
-        <w:t xml:space="preserve">Set Hands aside and form Reserves.</w:t>
-      </w:r>
-    </w:p>
-    <w:p>
-      <w:pPr>
-        <w:numPr>
-          <w:ilvl w:val="0"/>
-          <w:numId w:val="1014"/>
-        </w:numPr>
-        <w:pStyle w:val="Compact"/>
-      </w:pPr>
-      <w:r>
-        <w:t xml:space="preserve">Reveal Gambits.</w:t>
-      </w:r>
-    </w:p>
-    <w:p>
-      <w:pPr>
-        <w:numPr>
-          <w:ilvl w:val="0"/>
-          <w:numId w:val="1014"/>
-        </w:numPr>
-        <w:pStyle w:val="Compact"/>
-      </w:pPr>
-      <w:r>
-        <w:t xml:space="preserve">Choose Tactics.</w:t>
-      </w:r>
-    </w:p>
-    <w:p>
-      <w:pPr>
-        <w:numPr>
-          <w:ilvl w:val="0"/>
-          <w:numId w:val="1014"/>
-        </w:numPr>
-        <w:pStyle w:val="Compact"/>
-      </w:pPr>
-      <w:r>
-        <w:t xml:space="preserve">Reveal Tactics.</w:t>
-      </w:r>
-    </w:p>
-    <w:p>
-      <w:pPr>
-        <w:numPr>
-          <w:ilvl w:val="0"/>
-          <w:numId w:val="1014"/>
-        </w:numPr>
-        <w:pStyle w:val="Compact"/>
-      </w:pPr>
-      <w:r>
-        <w:t xml:space="preserve">Resolve the battle.</w:t>
-      </w:r>
-    </w:p>
-    <w:p>
-      <w:pPr>
-        <w:numPr>
-          <w:ilvl w:val="0"/>
-          <w:numId w:val="1014"/>
-        </w:numPr>
-        <w:pStyle w:val="Compact"/>
-      </w:pPr>
-      <w:r>
-        <w:t xml:space="preserve">Resolve the Aftermath of the battle.</w:t>
-      </w:r>
-    </w:p>
-    <w:bookmarkStart w:id="55" w:name="Xc628de20c7ad03886b528246859bb287ff0ed5a"/>
-    <w:p>
-      <w:pPr>
-        <w:pStyle w:val="Heading3"/>
-      </w:pPr>
-      <w:r>
-        <w:t xml:space="preserve">1. Opening effects</w:t>
-      </w:r>
-    </w:p>
-    <w:p>
-      <w:pPr>
-        <w:pStyle w:val="FirstParagraph"/>
-      </w:pPr>
-      <w:r>
-        <w:t xml:space="preserve">Establish the attacker, defender, and contested position. Resolve effects that occur when a battle would begin, when a battle opens, or before Gambits are set.</w:t>
-      </w:r>
-    </w:p>
-    <w:p>
-      <w:pPr>
-        <w:pStyle w:val="BodyText"/>
-      </w:pPr>
-      <w:r>
-        <w:t xml:space="preserve">A mechanic such as Terms may prevent the pending battle. If no battle is fought, battle, victory, loss, and Aftermath triggers do not occur.</w:t>
-      </w:r>
-    </w:p>
-    <w:bookmarkEnd w:id="55"/>
-    <w:bookmarkStart w:id="56" w:name="Xa085872fc3b470120adc9373421f6aea093fe98"/>
-    <w:p>
-      <w:pPr>
-        <w:pStyle w:val="Heading3"/>
-      </w:pPr>
-      <w:r>
-        <w:t xml:space="preserve">2. Set Gambits</w:t>
-      </w:r>
-    </w:p>
-    <w:p>
-      <w:pPr>
-        <w:pStyle w:val="FirstParagraph"/>
-      </w:pPr>
-      <w:r>
-        <w:t xml:space="preserve">Unless an effect changes the order:</w:t>
       </w:r>
     </w:p>
     <w:p>
@@ -2481,7 +2805,7 @@
         <w:pStyle w:val="Compact"/>
       </w:pPr>
       <w:r>
-        <w:t xml:space="preserve">the attacker sets up to one eligible Gambit face down or passes;</w:t>
+        <w:t xml:space="preserve">Set Gambits.</w:t>
       </w:r>
     </w:p>
     <w:p>
@@ -2493,6 +2817,133 @@
         <w:pStyle w:val="Compact"/>
       </w:pPr>
       <w:r>
+        <w:t xml:space="preserve">Set Hands aside and form Reserves.</w:t>
+      </w:r>
+    </w:p>
+    <w:p>
+      <w:pPr>
+        <w:numPr>
+          <w:ilvl w:val="0"/>
+          <w:numId w:val="1015"/>
+        </w:numPr>
+        <w:pStyle w:val="Compact"/>
+      </w:pPr>
+      <w:r>
+        <w:t xml:space="preserve">Reveal Gambits.</w:t>
+      </w:r>
+    </w:p>
+    <w:p>
+      <w:pPr>
+        <w:numPr>
+          <w:ilvl w:val="0"/>
+          <w:numId w:val="1015"/>
+        </w:numPr>
+        <w:pStyle w:val="Compact"/>
+      </w:pPr>
+      <w:r>
+        <w:t xml:space="preserve">Choose Tactics.</w:t>
+      </w:r>
+    </w:p>
+    <w:p>
+      <w:pPr>
+        <w:numPr>
+          <w:ilvl w:val="0"/>
+          <w:numId w:val="1015"/>
+        </w:numPr>
+        <w:pStyle w:val="Compact"/>
+      </w:pPr>
+      <w:r>
+        <w:t xml:space="preserve">Reveal Tactics.</w:t>
+      </w:r>
+    </w:p>
+    <w:p>
+      <w:pPr>
+        <w:numPr>
+          <w:ilvl w:val="0"/>
+          <w:numId w:val="1015"/>
+        </w:numPr>
+        <w:pStyle w:val="Compact"/>
+      </w:pPr>
+      <w:r>
+        <w:t xml:space="preserve">Resolve the battle.</w:t>
+      </w:r>
+    </w:p>
+    <w:p>
+      <w:pPr>
+        <w:numPr>
+          <w:ilvl w:val="0"/>
+          <w:numId w:val="1015"/>
+        </w:numPr>
+        <w:pStyle w:val="Compact"/>
+      </w:pPr>
+      <w:r>
+        <w:t xml:space="preserve">Resolve the Aftermath of the battle.</w:t>
+      </w:r>
+    </w:p>
+    <w:bookmarkStart w:id="63" w:name="Xc628de20c7ad03886b528246859bb287ff0ed5a"/>
+    <w:p>
+      <w:pPr>
+        <w:pStyle w:val="Heading3"/>
+      </w:pPr>
+      <w:r>
+        <w:t xml:space="preserve">1. Opening effects</w:t>
+      </w:r>
+    </w:p>
+    <w:p>
+      <w:pPr>
+        <w:pStyle w:val="FirstParagraph"/>
+      </w:pPr>
+      <w:r>
+        <w:t xml:space="preserve">Establish the attacker, defender, and contested position. Resolve effects that occur when a battle would begin, when a battle opens, or before Gambits are set.</w:t>
+      </w:r>
+    </w:p>
+    <w:p>
+      <w:pPr>
+        <w:pStyle w:val="BodyText"/>
+      </w:pPr>
+      <w:r>
+        <w:t xml:space="preserve">A mechanic such as Terms may prevent the pending battle. If no battle is fought, battle, victory, loss, and Aftermath triggers do not occur.</w:t>
+      </w:r>
+    </w:p>
+    <w:bookmarkEnd w:id="63"/>
+    <w:bookmarkStart w:id="64" w:name="Xa085872fc3b470120adc9373421f6aea093fe98"/>
+    <w:p>
+      <w:pPr>
+        <w:pStyle w:val="Heading3"/>
+      </w:pPr>
+      <w:r>
+        <w:t xml:space="preserve">2. Set Gambits</w:t>
+      </w:r>
+    </w:p>
+    <w:p>
+      <w:pPr>
+        <w:pStyle w:val="FirstParagraph"/>
+      </w:pPr>
+      <w:r>
+        <w:t xml:space="preserve">Unless an effect changes the order:</w:t>
+      </w:r>
+    </w:p>
+    <w:p>
+      <w:pPr>
+        <w:numPr>
+          <w:ilvl w:val="0"/>
+          <w:numId w:val="1016"/>
+        </w:numPr>
+        <w:pStyle w:val="Compact"/>
+      </w:pPr>
+      <w:r>
+        <w:t xml:space="preserve">the attacker sets up to one eligible Gambit face down or passes;</w:t>
+      </w:r>
+    </w:p>
+    <w:p>
+      <w:pPr>
+        <w:numPr>
+          <w:ilvl w:val="0"/>
+          <w:numId w:val="1016"/>
+        </w:numPr>
+        <w:pStyle w:val="Compact"/>
+      </w:pPr>
+      <w:r>
         <w:t xml:space="preserve">the defender sets up to one eligible Gambit face down or passes.</w:t>
       </w:r>
     </w:p>
@@ -2536,8 +2987,8 @@
         <w:t xml:space="preserve">effect is eligible. Setting a Gambit is optional.</w:t>
       </w:r>
     </w:p>
-    <w:bookmarkEnd w:id="56"/>
-    <w:bookmarkStart w:id="57" w:name="Xd0433a3297eab5899d7b7b26b211f9f5128b991"/>
+    <w:bookmarkEnd w:id="64"/>
+    <w:bookmarkStart w:id="65" w:name="Xd0433a3297eab5899d7b7b26b211f9f5128b991"/>
     <w:p>
       <w:pPr>
         <w:pStyle w:val="Heading3"/>
@@ -2571,100 +3022,12 @@
       <w:pPr>
         <w:numPr>
           <w:ilvl w:val="0"/>
-          <w:numId w:val="1016"/>
+          <w:numId w:val="1017"/>
         </w:numPr>
         <w:pStyle w:val="Compact"/>
       </w:pPr>
       <w:r>
         <w:t xml:space="preserve">The set-aside cards remain in Hand.</w:t>
-      </w:r>
-    </w:p>
-    <w:p>
-      <w:pPr>
-        <w:numPr>
-          <w:ilvl w:val="0"/>
-          <w:numId w:val="1016"/>
-        </w:numPr>
-        <w:pStyle w:val="Compact"/>
-      </w:pPr>
-      <w:r>
-        <w:t xml:space="preserve">A player may inspect and arrange their own Reserve freely.</w:t>
-      </w:r>
-    </w:p>
-    <w:p>
-      <w:pPr>
-        <w:numPr>
-          <w:ilvl w:val="0"/>
-          <w:numId w:val="1016"/>
-        </w:numPr>
-        <w:pStyle w:val="Compact"/>
-      </w:pPr>
-      <w:r>
-        <w:t xml:space="preserve">The Reserve is hidden from the opponent and separate from the Hand.</w:t>
-      </w:r>
-    </w:p>
-    <w:p>
-      <w:pPr>
-        <w:numPr>
-          <w:ilvl w:val="0"/>
-          <w:numId w:val="1016"/>
-        </w:numPr>
-        <w:pStyle w:val="Compact"/>
-      </w:pPr>
-      <w:r>
-        <w:t xml:space="preserve">Effects may modify the number of cards drawn.</w:t>
-      </w:r>
-    </w:p>
-    <w:bookmarkEnd w:id="57"/>
-    <w:bookmarkStart w:id="58" w:name="Xb83e0d578cf8478f7e339841bece9ef00cb5312"/>
-    <w:p>
-      <w:pPr>
-        <w:pStyle w:val="Heading3"/>
-      </w:pPr>
-      <w:r>
-        <w:t xml:space="preserve">4. Reveal Gambits</w:t>
-      </w:r>
-    </w:p>
-    <w:p>
-      <w:pPr>
-        <w:pStyle w:val="FirstParagraph"/>
-      </w:pPr>
-      <w:r>
-        <w:t xml:space="preserve">Reveal all Gambits simultaneously.</w:t>
-      </w:r>
-    </w:p>
-    <w:p>
-      <w:pPr>
-        <w:pStyle w:val="BodyText"/>
-      </w:pPr>
-      <w:r>
-        <w:t xml:space="preserve">Effects that expressly resolve before other Gambit effects resolve first. After that, resolve remaining Gambit effects using the shared-timing rule below.</w:t>
-      </w:r>
-    </w:p>
-    <w:p>
-      <w:pPr>
-        <w:pStyle w:val="BodyText"/>
-      </w:pPr>
-      <w:r>
-        <w:t xml:space="preserve">A face-up Gambit that was revealed early remains in battle and resolves at this stage unless its text says otherwise.</w:t>
-      </w:r>
-    </w:p>
-    <w:bookmarkEnd w:id="58"/>
-    <w:bookmarkStart w:id="59" w:name="Xa9e1986601821440ee750e38c6e9268c1118729"/>
-    <w:p>
-      <w:pPr>
-        <w:pStyle w:val="Heading3"/>
-      </w:pPr>
-      <w:r>
-        <w:t xml:space="preserve">5. Choose Tactics</w:t>
-      </w:r>
-    </w:p>
-    <w:p>
-      <w:pPr>
-        <w:pStyle w:val="FirstParagraph"/>
-      </w:pPr>
-      <w:r>
-        <w:t xml:space="preserve">Unless an effect changes the order:</w:t>
       </w:r>
     </w:p>
     <w:p>
@@ -2676,7 +3039,7 @@
         <w:pStyle w:val="Compact"/>
       </w:pPr>
       <w:r>
-        <w:t xml:space="preserve">the attacker chooses up to one eligible Tactic from Reserve face down or passes;</w:t>
+        <w:t xml:space="preserve">A player may inspect and arrange their own Reserve freely.</w:t>
       </w:r>
     </w:p>
     <w:p>
@@ -2688,6 +3051,94 @@
         <w:pStyle w:val="Compact"/>
       </w:pPr>
       <w:r>
+        <w:t xml:space="preserve">The Reserve is hidden from the opponent and separate from the Hand.</w:t>
+      </w:r>
+    </w:p>
+    <w:p>
+      <w:pPr>
+        <w:numPr>
+          <w:ilvl w:val="0"/>
+          <w:numId w:val="1017"/>
+        </w:numPr>
+        <w:pStyle w:val="Compact"/>
+      </w:pPr>
+      <w:r>
+        <w:t xml:space="preserve">Effects may modify the number of cards drawn.</w:t>
+      </w:r>
+    </w:p>
+    <w:bookmarkEnd w:id="65"/>
+    <w:bookmarkStart w:id="66" w:name="Xb83e0d578cf8478f7e339841bece9ef00cb5312"/>
+    <w:p>
+      <w:pPr>
+        <w:pStyle w:val="Heading3"/>
+      </w:pPr>
+      <w:r>
+        <w:t xml:space="preserve">4. Reveal Gambits</w:t>
+      </w:r>
+    </w:p>
+    <w:p>
+      <w:pPr>
+        <w:pStyle w:val="FirstParagraph"/>
+      </w:pPr>
+      <w:r>
+        <w:t xml:space="preserve">Reveal all Gambits simultaneously.</w:t>
+      </w:r>
+    </w:p>
+    <w:p>
+      <w:pPr>
+        <w:pStyle w:val="BodyText"/>
+      </w:pPr>
+      <w:r>
+        <w:t xml:space="preserve">Effects that expressly resolve before other Gambit effects resolve first. After that, resolve remaining Gambit effects using the shared-timing rule below.</w:t>
+      </w:r>
+    </w:p>
+    <w:p>
+      <w:pPr>
+        <w:pStyle w:val="BodyText"/>
+      </w:pPr>
+      <w:r>
+        <w:t xml:space="preserve">A face-up Gambit that was revealed early remains in battle and resolves at this stage unless its text says otherwise.</w:t>
+      </w:r>
+    </w:p>
+    <w:bookmarkEnd w:id="66"/>
+    <w:bookmarkStart w:id="67" w:name="Xa9e1986601821440ee750e38c6e9268c1118729"/>
+    <w:p>
+      <w:pPr>
+        <w:pStyle w:val="Heading3"/>
+      </w:pPr>
+      <w:r>
+        <w:t xml:space="preserve">5. Choose Tactics</w:t>
+      </w:r>
+    </w:p>
+    <w:p>
+      <w:pPr>
+        <w:pStyle w:val="FirstParagraph"/>
+      </w:pPr>
+      <w:r>
+        <w:t xml:space="preserve">Unless an effect changes the order:</w:t>
+      </w:r>
+    </w:p>
+    <w:p>
+      <w:pPr>
+        <w:numPr>
+          <w:ilvl w:val="0"/>
+          <w:numId w:val="1018"/>
+        </w:numPr>
+        <w:pStyle w:val="Compact"/>
+      </w:pPr>
+      <w:r>
+        <w:t xml:space="preserve">the attacker chooses up to one eligible Tactic from Reserve face down or passes;</w:t>
+      </w:r>
+    </w:p>
+    <w:p>
+      <w:pPr>
+        <w:numPr>
+          <w:ilvl w:val="0"/>
+          <w:numId w:val="1018"/>
+        </w:numPr>
+        <w:pStyle w:val="Compact"/>
+      </w:pPr>
+      <w:r>
         <w:t xml:space="preserve">the defender chooses up to one eligible Tactic from Reserve face down or passes.</w:t>
       </w:r>
     </w:p>
@@ -2731,8 +3182,8 @@
         <w:t xml:space="preserve">effect is eligible.</w:t>
       </w:r>
     </w:p>
-    <w:bookmarkEnd w:id="59"/>
-    <w:bookmarkStart w:id="60" w:name="X170ac41d663d3f994cf24187c313411d02cc6c4"/>
+    <w:bookmarkEnd w:id="67"/>
+    <w:bookmarkStart w:id="68" w:name="X170ac41d663d3f994cf24187c313411d02cc6c4"/>
     <w:p>
       <w:pPr>
         <w:pStyle w:val="Heading3"/>
@@ -2757,8 +3208,8 @@
         <w:t xml:space="preserve">A face-up Tactic revealed early remains in battle and waits for this stage unless its text says otherwise.</w:t>
       </w:r>
     </w:p>
-    <w:bookmarkEnd w:id="60"/>
-    <w:bookmarkStart w:id="63" w:name="X60eace1fd9caeb967028cedd4d4e63b9f81def5"/>
+    <w:bookmarkEnd w:id="68"/>
+    <w:bookmarkStart w:id="71" w:name="X60eace1fd9caeb967028cedd4d4e63b9f81def5"/>
     <w:p>
       <w:pPr>
         <w:pStyle w:val="Heading3"/>
@@ -2775,7 +3226,7 @@
         <w:t xml:space="preserve">Resolve all effects that occur before dice are rolled. Then each player normally rolls one six-sided die.</w:t>
       </w:r>
     </w:p>
-    <w:bookmarkStart w:id="61" w:name="advantage-and-disadvantage"/>
+    <w:bookmarkStart w:id="69" w:name="advantage-and-disadvantage"/>
     <w:p>
       <w:pPr>
         <w:pStyle w:val="Heading4"/>
@@ -2796,7 +3247,7 @@
       <w:pPr>
         <w:numPr>
           <w:ilvl w:val="0"/>
-          <w:numId w:val="1018"/>
+          <w:numId w:val="1019"/>
         </w:numPr>
         <w:pStyle w:val="Compact"/>
       </w:pPr>
@@ -2808,7 +3259,7 @@
       <w:pPr>
         <w:numPr>
           <w:ilvl w:val="0"/>
-          <w:numId w:val="1018"/>
+          <w:numId w:val="1019"/>
         </w:numPr>
         <w:pStyle w:val="Compact"/>
       </w:pPr>
@@ -2824,8 +3275,8 @@
         <w:t xml:space="preserve">After selecting the die result, resolve rerolls and changes to the die result in their specified order. Then apply numerical modifiers to determine the battle total.</w:t>
       </w:r>
     </w:p>
-    <w:bookmarkEnd w:id="61"/>
-    <w:bookmarkStart w:id="62" w:name="determine-the-winner"/>
+    <w:bookmarkEnd w:id="69"/>
+    <w:bookmarkStart w:id="70" w:name="determine-the-winner"/>
     <w:p>
       <w:pPr>
         <w:pStyle w:val="Heading4"/>
@@ -2868,9 +3319,9 @@
         <w:t xml:space="preserve">If a tie is not resolved by Defender's Advantage or another effect, both players reroll. Cards and effects already in use remain active.</w:t>
       </w:r>
     </w:p>
-    <w:bookmarkEnd w:id="62"/>
-    <w:bookmarkEnd w:id="63"/>
-    <w:bookmarkStart w:id="64" w:name="shared-timing-rule"/>
+    <w:bookmarkEnd w:id="70"/>
+    <w:bookmarkEnd w:id="71"/>
+    <w:bookmarkStart w:id="72" w:name="shared-timing-rule"/>
     <w:p>
       <w:pPr>
         <w:pStyle w:val="Heading3"/>
@@ -2891,7 +3342,7 @@
       <w:pPr>
         <w:numPr>
           <w:ilvl w:val="0"/>
-          <w:numId w:val="1019"/>
+          <w:numId w:val="1020"/>
         </w:numPr>
         <w:pStyle w:val="Compact"/>
       </w:pPr>
@@ -2903,7 +3354,7 @@
       <w:pPr>
         <w:numPr>
           <w:ilvl w:val="0"/>
-          <w:numId w:val="1019"/>
+          <w:numId w:val="1020"/>
         </w:numPr>
         <w:pStyle w:val="Compact"/>
       </w:pPr>
@@ -2915,7 +3366,7 @@
       <w:pPr>
         <w:numPr>
           <w:ilvl w:val="0"/>
-          <w:numId w:val="1019"/>
+          <w:numId w:val="1020"/>
         </w:numPr>
         <w:pStyle w:val="Compact"/>
       </w:pPr>
@@ -2931,8 +3382,8 @@
         <w:t xml:space="preserve">Each player chooses the order of effects they control. Simultaneous reveal does not mean simultaneous resolution.</w:t>
       </w:r>
     </w:p>
-    <w:bookmarkEnd w:id="64"/>
-    <w:bookmarkStart w:id="65" w:name="Xe91665b07b3876a86905a8e35374966a7fd9d19"/>
+    <w:bookmarkEnd w:id="72"/>
+    <w:bookmarkStart w:id="73" w:name="Xe91665b07b3876a86905a8e35374966a7fd9d19"/>
     <w:p>
       <w:pPr>
         <w:pStyle w:val="Heading3"/>
@@ -2985,78 +3436,12 @@
       <w:pPr>
         <w:numPr>
           <w:ilvl w:val="0"/>
-          <w:numId w:val="1020"/>
+          <w:numId w:val="1021"/>
         </w:numPr>
         <w:pStyle w:val="Compact"/>
       </w:pPr>
       <w:r>
         <w:t xml:space="preserve">the card must have an eligible Tactic or Battle effect;</w:t>
-      </w:r>
-    </w:p>
-    <w:p>
-      <w:pPr>
-        <w:numPr>
-          <w:ilvl w:val="0"/>
-          <w:numId w:val="1020"/>
-        </w:numPr>
-        <w:pStyle w:val="Compact"/>
-      </w:pPr>
-      <w:r>
-        <w:t xml:space="preserve">if Tactics are already revealed, play it face up;</w:t>
-      </w:r>
-    </w:p>
-    <w:p>
-      <w:pPr>
-        <w:numPr>
-          <w:ilvl w:val="0"/>
-          <w:numId w:val="1020"/>
-        </w:numPr>
-        <w:pStyle w:val="Compact"/>
-      </w:pPr>
-      <w:r>
-        <w:t xml:space="preserve">resolve only effects whose timing remains available;</w:t>
-      </w:r>
-    </w:p>
-    <w:p>
-      <w:pPr>
-        <w:numPr>
-          <w:ilvl w:val="0"/>
-          <w:numId w:val="1020"/>
-        </w:numPr>
-        <w:pStyle w:val="Compact"/>
-      </w:pPr>
-      <w:r>
-        <w:t xml:space="preserve">do not reopen Tactic choices, reveal timing, Surveillance, or Interference; and</w:t>
-      </w:r>
-    </w:p>
-    <w:p>
-      <w:pPr>
-        <w:numPr>
-          <w:ilvl w:val="0"/>
-          <w:numId w:val="1020"/>
-        </w:numPr>
-        <w:pStyle w:val="Compact"/>
-      </w:pPr>
-      <w:r>
-        <w:t xml:space="preserve">follow the normal Tactic destination unless stated otherwise.</w:t>
-      </w:r>
-    </w:p>
-    <w:bookmarkEnd w:id="65"/>
-    <w:bookmarkStart w:id="66" w:name="replacements-and-revisions"/>
-    <w:p>
-      <w:pPr>
-        <w:pStyle w:val="Heading3"/>
-      </w:pPr>
-      <w:r>
-        <w:t xml:space="preserve">Replacements and revisions</w:t>
-      </w:r>
-    </w:p>
-    <w:p>
-      <w:pPr>
-        <w:pStyle w:val="FirstParagraph"/>
-      </w:pPr>
-      <w:r>
-        <w:t xml:space="preserve">A replacement takes the same role as the card it replaces.</w:t>
       </w:r>
     </w:p>
     <w:p>
@@ -3068,7 +3453,7 @@
         <w:pStyle w:val="Compact"/>
       </w:pPr>
       <w:r>
-        <w:t xml:space="preserve">A replacement Gambit must be Gambit-eligible.</w:t>
+        <w:t xml:space="preserve">if Tactics are already revealed, play it face up;</w:t>
       </w:r>
     </w:p>
     <w:p>
@@ -3080,7 +3465,7 @@
         <w:pStyle w:val="Compact"/>
       </w:pPr>
       <w:r>
-        <w:t xml:space="preserve">A replacement Tactic must be Tactic-eligible.</w:t>
+        <w:t xml:space="preserve">resolve only effects whose timing remains available;</w:t>
       </w:r>
     </w:p>
     <w:p>
@@ -3092,7 +3477,7 @@
         <w:pStyle w:val="Compact"/>
       </w:pPr>
       <w:r>
-        <w:t xml:space="preserve">Place it in the face state instructed by the replacing effect.</w:t>
+        <w:t xml:space="preserve">do not reopen Tactic choices, reveal timing, Surveillance, or Interference; and</w:t>
       </w:r>
     </w:p>
     <w:p>
@@ -3104,19 +3489,17 @@
         <w:pStyle w:val="Compact"/>
       </w:pPr>
       <w:r>
-        <w:t xml:space="preserve">Replacement does not reopen an earlier timing window.</w:t>
-      </w:r>
-    </w:p>
-    <w:p>
-      <w:pPr>
-        <w:numPr>
-          <w:ilvl w:val="0"/>
-          <w:numId w:val="1021"/>
-        </w:numPr>
-        <w:pStyle w:val="Compact"/>
-      </w:pPr>
-      <w:r>
-        <w:t xml:space="preserve">Only unresolved effects whose timing remains available can resolve.</w:t>
+        <w:t xml:space="preserve">follow the normal Tactic destination unless stated otherwise.</w:t>
+      </w:r>
+    </w:p>
+    <w:bookmarkEnd w:id="73"/>
+    <w:bookmarkStart w:id="74" w:name="replacements-and-revisions"/>
+    <w:p>
+      <w:pPr>
+        <w:pStyle w:val="Heading3"/>
+      </w:pPr>
+      <w:r>
+        <w:t xml:space="preserve">Replacements and revisions</w:t>
       </w:r>
     </w:p>
     <w:p>
@@ -3124,77 +3507,7 @@
         <w:pStyle w:val="FirstParagraph"/>
       </w:pPr>
       <w:r>
-        <w:t xml:space="preserve">When an effect lets a player revise a choice, the revised choice does not create another reveal, Surveillance, Interference, or replacement opportunity unless stated otherwise.</w:t>
-      </w:r>
-    </w:p>
-    <w:bookmarkEnd w:id="66"/>
-    <w:bookmarkStart w:id="67" w:name="reveal-and-information"/>
-    <w:p>
-      <w:pPr>
-        <w:pStyle w:val="Heading3"/>
-      </w:pPr>
-      <w:r>
-        <w:t xml:space="preserve">Reveal and information</w:t>
-      </w:r>
-    </w:p>
-    <w:p>
-      <w:pPr>
-        <w:pStyle w:val="FirstParagraph"/>
-      </w:pPr>
-      <w:r>
-        <w:t xml:space="preserve">To reveal a face-down card, turn it face up and leave it face up.</w:t>
-      </w:r>
-    </w:p>
-    <w:p>
-      <w:pPr>
-        <w:pStyle w:val="BodyText"/>
-      </w:pPr>
-      <w:r>
-        <w:t xml:space="preserve">To reveal a Hand or Reserve, its owner shows the entire zone to the opponent. The cards remain in that zone.</w:t>
-      </w:r>
-    </w:p>
-    <w:bookmarkEnd w:id="67"/>
-    <w:bookmarkStart w:id="68" w:name="negation"/>
-    <w:p>
-      <w:pPr>
-        <w:pStyle w:val="Heading3"/>
-      </w:pPr>
-      <w:r>
-        <w:t xml:space="preserve">Negation</w:t>
-      </w:r>
-    </w:p>
-    <w:p>
-      <w:pPr>
-        <w:pStyle w:val="FirstParagraph"/>
-      </w:pPr>
-      <w:r>
-        <w:t xml:space="preserve">A negated card has no effect but remains in battle and keeps its role and normal destination unless stated otherwise.</w:t>
-      </w:r>
-    </w:p>
-    <w:p>
-      <w:pPr>
-        <w:pStyle w:val="BodyText"/>
-      </w:pPr>
-      <w:r>
-        <w:t xml:space="preserve">An effect cannot be negated after it resolves.</w:t>
-      </w:r>
-    </w:p>
-    <w:bookmarkEnd w:id="68"/>
-    <w:bookmarkStart w:id="69" w:name="copied-effects"/>
-    <w:p>
-      <w:pPr>
-        <w:pStyle w:val="Heading3"/>
-      </w:pPr>
-      <w:r>
-        <w:t xml:space="preserve">Copied effects</w:t>
-      </w:r>
-    </w:p>
-    <w:p>
-      <w:pPr>
-        <w:pStyle w:val="FirstParagraph"/>
-      </w:pPr>
-      <w:r>
-        <w:t xml:space="preserve">When instructed to resolve another card's printed effect:</w:t>
+        <w:t xml:space="preserve">A replacement takes the same role as the card it replaces.</w:t>
       </w:r>
     </w:p>
     <w:p>
@@ -3206,7 +3519,7 @@
         <w:pStyle w:val="Compact"/>
       </w:pPr>
       <w:r>
-        <w:t xml:space="preserve">resolve only the specified effect;</w:t>
+        <w:t xml:space="preserve">A replacement Gambit must be Gambit-eligible.</w:t>
       </w:r>
     </w:p>
     <w:p>
@@ -3218,6 +3531,144 @@
         <w:pStyle w:val="Compact"/>
       </w:pPr>
       <w:r>
+        <w:t xml:space="preserve">A replacement Tactic must be Tactic-eligible.</w:t>
+      </w:r>
+    </w:p>
+    <w:p>
+      <w:pPr>
+        <w:numPr>
+          <w:ilvl w:val="0"/>
+          <w:numId w:val="1022"/>
+        </w:numPr>
+        <w:pStyle w:val="Compact"/>
+      </w:pPr>
+      <w:r>
+        <w:t xml:space="preserve">Place it in the face state instructed by the replacing effect.</w:t>
+      </w:r>
+    </w:p>
+    <w:p>
+      <w:pPr>
+        <w:numPr>
+          <w:ilvl w:val="0"/>
+          <w:numId w:val="1022"/>
+        </w:numPr>
+        <w:pStyle w:val="Compact"/>
+      </w:pPr>
+      <w:r>
+        <w:t xml:space="preserve">Replacement does not reopen an earlier timing window.</w:t>
+      </w:r>
+    </w:p>
+    <w:p>
+      <w:pPr>
+        <w:numPr>
+          <w:ilvl w:val="0"/>
+          <w:numId w:val="1022"/>
+        </w:numPr>
+        <w:pStyle w:val="Compact"/>
+      </w:pPr>
+      <w:r>
+        <w:t xml:space="preserve">Only unresolved effects whose timing remains available can resolve.</w:t>
+      </w:r>
+    </w:p>
+    <w:p>
+      <w:pPr>
+        <w:pStyle w:val="FirstParagraph"/>
+      </w:pPr>
+      <w:r>
+        <w:t xml:space="preserve">When an effect lets a player revise a choice, the revised choice does not create another reveal, Surveillance, Interference, or replacement opportunity unless stated otherwise.</w:t>
+      </w:r>
+    </w:p>
+    <w:bookmarkEnd w:id="74"/>
+    <w:bookmarkStart w:id="75" w:name="reveal-and-information"/>
+    <w:p>
+      <w:pPr>
+        <w:pStyle w:val="Heading3"/>
+      </w:pPr>
+      <w:r>
+        <w:t xml:space="preserve">Reveal and information</w:t>
+      </w:r>
+    </w:p>
+    <w:p>
+      <w:pPr>
+        <w:pStyle w:val="FirstParagraph"/>
+      </w:pPr>
+      <w:r>
+        <w:t xml:space="preserve">To reveal a face-down card, turn it face up and leave it face up.</w:t>
+      </w:r>
+    </w:p>
+    <w:p>
+      <w:pPr>
+        <w:pStyle w:val="BodyText"/>
+      </w:pPr>
+      <w:r>
+        <w:t xml:space="preserve">To reveal a Hand or Reserve, its owner shows the entire zone to the opponent. The cards remain in that zone.</w:t>
+      </w:r>
+    </w:p>
+    <w:bookmarkEnd w:id="75"/>
+    <w:bookmarkStart w:id="76" w:name="negation"/>
+    <w:p>
+      <w:pPr>
+        <w:pStyle w:val="Heading3"/>
+      </w:pPr>
+      <w:r>
+        <w:t xml:space="preserve">Negation</w:t>
+      </w:r>
+    </w:p>
+    <w:p>
+      <w:pPr>
+        <w:pStyle w:val="FirstParagraph"/>
+      </w:pPr>
+      <w:r>
+        <w:t xml:space="preserve">A negated card has no effect but remains in battle and keeps its role and normal destination unless stated otherwise.</w:t>
+      </w:r>
+    </w:p>
+    <w:p>
+      <w:pPr>
+        <w:pStyle w:val="BodyText"/>
+      </w:pPr>
+      <w:r>
+        <w:t xml:space="preserve">An effect cannot be negated after it resolves.</w:t>
+      </w:r>
+    </w:p>
+    <w:bookmarkEnd w:id="76"/>
+    <w:bookmarkStart w:id="77" w:name="copied-effects"/>
+    <w:p>
+      <w:pPr>
+        <w:pStyle w:val="Heading3"/>
+      </w:pPr>
+      <w:r>
+        <w:t xml:space="preserve">Copied effects</w:t>
+      </w:r>
+    </w:p>
+    <w:p>
+      <w:pPr>
+        <w:pStyle w:val="FirstParagraph"/>
+      </w:pPr>
+      <w:r>
+        <w:t xml:space="preserve">When instructed to resolve another card's printed effect:</w:t>
+      </w:r>
+    </w:p>
+    <w:p>
+      <w:pPr>
+        <w:numPr>
+          <w:ilvl w:val="0"/>
+          <w:numId w:val="1023"/>
+        </w:numPr>
+        <w:pStyle w:val="Compact"/>
+      </w:pPr>
+      <w:r>
+        <w:t xml:space="preserve">resolve only the specified effect;</w:t>
+      </w:r>
+    </w:p>
+    <w:p>
+      <w:pPr>
+        <w:numPr>
+          <w:ilvl w:val="0"/>
+          <w:numId w:val="1023"/>
+        </w:numPr>
+        <w:pStyle w:val="Compact"/>
+      </w:pPr>
+      <w:r>
         <w:t xml:space="preserve">treat</w:t>
       </w:r>
       <w:r>
@@ -3257,7 +3708,7 @@
       <w:pPr>
         <w:numPr>
           <w:ilvl w:val="0"/>
-          <w:numId w:val="1022"/>
+          <w:numId w:val="1023"/>
         </w:numPr>
         <w:pStyle w:val="Compact"/>
       </w:pPr>
@@ -3285,7 +3736,7 @@
       <w:pPr>
         <w:numPr>
           <w:ilvl w:val="0"/>
-          <w:numId w:val="1022"/>
+          <w:numId w:val="1023"/>
         </w:numPr>
         <w:pStyle w:val="Compact"/>
       </w:pPr>
@@ -3297,7 +3748,7 @@
       <w:pPr>
         <w:numPr>
           <w:ilvl w:val="0"/>
-          <w:numId w:val="1022"/>
+          <w:numId w:val="1023"/>
         </w:numPr>
         <w:pStyle w:val="Compact"/>
       </w:pPr>
@@ -3309,7 +3760,7 @@
       <w:pPr>
         <w:numPr>
           <w:ilvl w:val="0"/>
-          <w:numId w:val="1022"/>
+          <w:numId w:val="1023"/>
         </w:numPr>
         <w:pStyle w:val="Compact"/>
       </w:pPr>
@@ -3321,7 +3772,7 @@
       <w:pPr>
         <w:numPr>
           <w:ilvl w:val="0"/>
-          <w:numId w:val="1022"/>
+          <w:numId w:val="1023"/>
         </w:numPr>
         <w:pStyle w:val="Compact"/>
       </w:pPr>
@@ -3336,10 +3787,10 @@
         </w:pict>
       </w:r>
     </w:p>
-    <w:bookmarkEnd w:id="69"/>
-    <w:bookmarkEnd w:id="70"/>
-    <w:bookmarkEnd w:id="71"/>
-    <w:bookmarkStart w:id="77" w:name="X57131c29fabc34ac98968a4f9b49ad1b784c193"/>
+    <w:bookmarkEnd w:id="77"/>
+    <w:bookmarkEnd w:id="78"/>
+    <w:bookmarkEnd w:id="79"/>
+    <w:bookmarkStart w:id="85" w:name="X57131c29fabc34ac98968a4f9b49ad1b784c193"/>
     <w:p>
       <w:pPr>
         <w:pStyle w:val="Heading1"/>
@@ -3348,7 +3799,7 @@
         <w:t xml:space="preserve">7. The Aftermath of the Battle</w:t>
       </w:r>
     </w:p>
-    <w:bookmarkStart w:id="72" w:name="how-it-works-7"/>
+    <w:bookmarkStart w:id="80" w:name="how-it-works-7"/>
     <w:p>
       <w:pPr>
         <w:pStyle w:val="Heading2"/>
@@ -3383,8 +3834,8 @@
         <w:t xml:space="preserve">Gambits go to the Graveyard.</w:t>
       </w:r>
     </w:p>
-    <w:bookmarkEnd w:id="72"/>
-    <w:bookmarkStart w:id="76" w:name="complete-rules-7"/>
+    <w:bookmarkEnd w:id="80"/>
+    <w:bookmarkStart w:id="84" w:name="complete-rules-7"/>
     <w:p>
       <w:pPr>
         <w:pStyle w:val="Heading2"/>
@@ -3399,131 +3850,6 @@
       </w:pPr>
       <w:r>
         <w:t xml:space="preserve">Resolve the Aftermath in this order:</w:t>
-      </w:r>
-    </w:p>
-    <w:p>
-      <w:pPr>
-        <w:numPr>
-          <w:ilvl w:val="0"/>
-          <w:numId w:val="1023"/>
-        </w:numPr>
-        <w:pStyle w:val="Compact"/>
-      </w:pPr>
-      <w:r>
-        <w:t xml:space="preserve">Determine the battle result.</w:t>
-      </w:r>
-    </w:p>
-    <w:p>
-      <w:pPr>
-        <w:numPr>
-          <w:ilvl w:val="0"/>
-          <w:numId w:val="1023"/>
-        </w:numPr>
-        <w:pStyle w:val="Compact"/>
-      </w:pPr>
-      <w:r>
-        <w:t xml:space="preserve">Apply effects that replace losing with withdrawal.</w:t>
-      </w:r>
-    </w:p>
-    <w:p>
-      <w:pPr>
-        <w:numPr>
-          <w:ilvl w:val="0"/>
-          <w:numId w:val="1023"/>
-        </w:numPr>
-        <w:pStyle w:val="Compact"/>
-      </w:pPr>
-      <w:r>
-        <w:t xml:space="preserve">If the battle still has a winner, resolve immediate result triggers.</w:t>
-      </w:r>
-    </w:p>
-    <w:p>
-      <w:pPr>
-        <w:numPr>
-          <w:ilvl w:val="0"/>
-          <w:numId w:val="1023"/>
-        </w:numPr>
-        <w:pStyle w:val="Compact"/>
-      </w:pPr>
-      <w:r>
-        <w:t xml:space="preserve">Resolve normal retreat and occupation, including replacements.</w:t>
-      </w:r>
-    </w:p>
-    <w:p>
-      <w:pPr>
-        <w:numPr>
-          <w:ilvl w:val="0"/>
-          <w:numId w:val="1023"/>
-        </w:numPr>
-        <w:pStyle w:val="Compact"/>
-      </w:pPr>
-      <w:r>
-        <w:t xml:space="preserve">Resolve additional retreats and final-position effects.</w:t>
-      </w:r>
-    </w:p>
-    <w:p>
-      <w:pPr>
-        <w:numPr>
-          <w:ilvl w:val="0"/>
-          <w:numId w:val="1023"/>
-        </w:numPr>
-        <w:pStyle w:val="Compact"/>
-      </w:pPr>
-      <w:r>
-        <w:t xml:space="preserve">Resolve other Aftermath effects that occur before cards leave battle.</w:t>
-      </w:r>
-    </w:p>
-    <w:p>
-      <w:pPr>
-        <w:numPr>
-          <w:ilvl w:val="0"/>
-          <w:numId w:val="1023"/>
-        </w:numPr>
-        <w:pStyle w:val="Compact"/>
-      </w:pPr>
-      <w:r>
-        <w:t xml:space="preserve">Move battle cards to their destinations.</w:t>
-      </w:r>
-    </w:p>
-    <w:p>
-      <w:pPr>
-        <w:numPr>
-          <w:ilvl w:val="0"/>
-          <w:numId w:val="1023"/>
-        </w:numPr>
-        <w:pStyle w:val="Compact"/>
-      </w:pPr>
-      <w:r>
-        <w:t xml:space="preserve">Resolve effects triggered by those destinations.</w:t>
-      </w:r>
-    </w:p>
-    <w:p>
-      <w:pPr>
-        <w:numPr>
-          <w:ilvl w:val="0"/>
-          <w:numId w:val="1023"/>
-        </w:numPr>
-        <w:pStyle w:val="Compact"/>
-      </w:pPr>
-      <w:r>
-        <w:t xml:space="preserve">Resolve effects at the end of the Aftermath, including follow-up movement.</w:t>
-      </w:r>
-    </w:p>
-    <w:bookmarkStart w:id="73" w:name="normal-result"/>
-    <w:p>
-      <w:pPr>
-        <w:pStyle w:val="Heading3"/>
-      </w:pPr>
-      <w:r>
-        <w:t xml:space="preserve">Normal result</w:t>
-      </w:r>
-    </w:p>
-    <w:p>
-      <w:pPr>
-        <w:pStyle w:val="FirstParagraph"/>
-      </w:pPr>
-      <w:r>
-        <w:t xml:space="preserve">Unless an effect says otherwise:</w:t>
       </w:r>
     </w:p>
     <w:p>
@@ -3535,7 +3861,7 @@
         <w:pStyle w:val="Compact"/>
       </w:pPr>
       <w:r>
-        <w:t xml:space="preserve">a losing attacker returns to the position from which they entered;</w:t>
+        <w:t xml:space="preserve">Determine the battle result.</w:t>
       </w:r>
     </w:p>
     <w:p>
@@ -3547,7 +3873,7 @@
         <w:pStyle w:val="Compact"/>
       </w:pPr>
       <w:r>
-        <w:t xml:space="preserve">a losing defender retreats one position toward their own end;</w:t>
+        <w:t xml:space="preserve">Apply effects that replace losing with withdrawal.</w:t>
       </w:r>
     </w:p>
     <w:p>
@@ -3559,7 +3885,7 @@
         <w:pStyle w:val="Compact"/>
       </w:pPr>
       <w:r>
-        <w:t xml:space="preserve">a winning attacker occupies the contested position; and</w:t>
+        <w:t xml:space="preserve">If the battle still has a winner, resolve immediate result triggers.</w:t>
       </w:r>
     </w:p>
     <w:p>
@@ -3571,7 +3897,76 @@
         <w:pStyle w:val="Compact"/>
       </w:pPr>
       <w:r>
-        <w:t xml:space="preserve">a winning defender remains there.</w:t>
+        <w:t xml:space="preserve">Resolve normal retreat and occupation, including replacements.</w:t>
+      </w:r>
+    </w:p>
+    <w:p>
+      <w:pPr>
+        <w:numPr>
+          <w:ilvl w:val="0"/>
+          <w:numId w:val="1024"/>
+        </w:numPr>
+        <w:pStyle w:val="Compact"/>
+      </w:pPr>
+      <w:r>
+        <w:t xml:space="preserve">Resolve additional retreats and final-position effects.</w:t>
+      </w:r>
+    </w:p>
+    <w:p>
+      <w:pPr>
+        <w:numPr>
+          <w:ilvl w:val="0"/>
+          <w:numId w:val="1024"/>
+        </w:numPr>
+        <w:pStyle w:val="Compact"/>
+      </w:pPr>
+      <w:r>
+        <w:t xml:space="preserve">Resolve other Aftermath effects that occur before cards leave battle.</w:t>
+      </w:r>
+    </w:p>
+    <w:p>
+      <w:pPr>
+        <w:numPr>
+          <w:ilvl w:val="0"/>
+          <w:numId w:val="1024"/>
+        </w:numPr>
+        <w:pStyle w:val="Compact"/>
+      </w:pPr>
+      <w:r>
+        <w:t xml:space="preserve">Move battle cards to their destinations.</w:t>
+      </w:r>
+    </w:p>
+    <w:p>
+      <w:pPr>
+        <w:numPr>
+          <w:ilvl w:val="0"/>
+          <w:numId w:val="1024"/>
+        </w:numPr>
+        <w:pStyle w:val="Compact"/>
+      </w:pPr>
+      <w:r>
+        <w:t xml:space="preserve">Resolve effects triggered by those destinations.</w:t>
+      </w:r>
+    </w:p>
+    <w:p>
+      <w:pPr>
+        <w:numPr>
+          <w:ilvl w:val="0"/>
+          <w:numId w:val="1024"/>
+        </w:numPr>
+        <w:pStyle w:val="Compact"/>
+      </w:pPr>
+      <w:r>
+        <w:t xml:space="preserve">Resolve effects at the end of the Aftermath, including follow-up movement.</w:t>
+      </w:r>
+    </w:p>
+    <w:bookmarkStart w:id="81" w:name="normal-result"/>
+    <w:p>
+      <w:pPr>
+        <w:pStyle w:val="Heading3"/>
+      </w:pPr>
+      <w:r>
+        <w:t xml:space="preserve">Normal result</w:t>
       </w:r>
     </w:p>
     <w:p>
@@ -3579,25 +3974,7 @@
         <w:pStyle w:val="FirstParagraph"/>
       </w:pPr>
       <w:r>
-        <w:t xml:space="preserve">Additional retreats resolve one position at a time. A player cannot retreat through the opponent. A player on their final Territory may retreat beyond the Gauntlet normally.</w:t>
-      </w:r>
-    </w:p>
-    <w:bookmarkEnd w:id="73"/>
-    <w:bookmarkStart w:id="74" w:name="normal-card-destinations"/>
-    <w:p>
-      <w:pPr>
-        <w:pStyle w:val="Heading3"/>
-      </w:pPr>
-      <w:r>
-        <w:t xml:space="preserve">Normal card destinations</w:t>
-      </w:r>
-    </w:p>
-    <w:p>
-      <w:pPr>
-        <w:pStyle w:val="FirstParagraph"/>
-      </w:pPr>
-      <w:r>
-        <w:t xml:space="preserve">During the destination step:</w:t>
+        <w:t xml:space="preserve">Unless an effect says otherwise:</w:t>
       </w:r>
     </w:p>
     <w:p>
@@ -3609,7 +3986,7 @@
         <w:pStyle w:val="Compact"/>
       </w:pPr>
       <w:r>
-        <w:t xml:space="preserve">Gambits go to their owners' Graveyards;</w:t>
+        <w:t xml:space="preserve">a losing attacker returns to the position from which they entered;</w:t>
       </w:r>
     </w:p>
     <w:p>
@@ -3621,7 +3998,7 @@
         <w:pStyle w:val="Compact"/>
       </w:pPr>
       <w:r>
-        <w:t xml:space="preserve">Tactics go to their owners' Discard Piles; and</w:t>
+        <w:t xml:space="preserve">a losing defender retreats one position toward their own end;</w:t>
       </w:r>
     </w:p>
     <w:p>
@@ -3633,6 +4010,80 @@
         <w:pStyle w:val="Compact"/>
       </w:pPr>
       <w:r>
+        <w:t xml:space="preserve">a winning attacker occupies the contested position; and</w:t>
+      </w:r>
+    </w:p>
+    <w:p>
+      <w:pPr>
+        <w:numPr>
+          <w:ilvl w:val="0"/>
+          <w:numId w:val="1025"/>
+        </w:numPr>
+        <w:pStyle w:val="Compact"/>
+      </w:pPr>
+      <w:r>
+        <w:t xml:space="preserve">a winning defender remains there.</w:t>
+      </w:r>
+    </w:p>
+    <w:p>
+      <w:pPr>
+        <w:pStyle w:val="FirstParagraph"/>
+      </w:pPr>
+      <w:r>
+        <w:t xml:space="preserve">Additional retreats resolve one position at a time. A player cannot retreat through the opponent. A player on their final Territory may retreat beyond the Gauntlet normally.</w:t>
+      </w:r>
+    </w:p>
+    <w:bookmarkEnd w:id="81"/>
+    <w:bookmarkStart w:id="82" w:name="normal-card-destinations"/>
+    <w:p>
+      <w:pPr>
+        <w:pStyle w:val="Heading3"/>
+      </w:pPr>
+      <w:r>
+        <w:t xml:space="preserve">Normal card destinations</w:t>
+      </w:r>
+    </w:p>
+    <w:p>
+      <w:pPr>
+        <w:pStyle w:val="FirstParagraph"/>
+      </w:pPr>
+      <w:r>
+        <w:t xml:space="preserve">During the destination step:</w:t>
+      </w:r>
+    </w:p>
+    <w:p>
+      <w:pPr>
+        <w:numPr>
+          <w:ilvl w:val="0"/>
+          <w:numId w:val="1026"/>
+        </w:numPr>
+        <w:pStyle w:val="Compact"/>
+      </w:pPr>
+      <w:r>
+        <w:t xml:space="preserve">Gambits go to their owners' Graveyards;</w:t>
+      </w:r>
+    </w:p>
+    <w:p>
+      <w:pPr>
+        <w:numPr>
+          <w:ilvl w:val="0"/>
+          <w:numId w:val="1026"/>
+        </w:numPr>
+        <w:pStyle w:val="Compact"/>
+      </w:pPr>
+      <w:r>
+        <w:t xml:space="preserve">Tactics go to their owners' Discard Piles; and</w:t>
+      </w:r>
+    </w:p>
+    <w:p>
+      <w:pPr>
+        <w:numPr>
+          <w:ilvl w:val="0"/>
+          <w:numId w:val="1026"/>
+        </w:numPr>
+        <w:pStyle w:val="Compact"/>
+      </w:pPr>
+      <w:r>
         <w:t xml:space="preserve">cards remaining in Reserve go to their owners' Discard Piles.</w:t>
       </w:r>
     </w:p>
@@ -3668,8 +4119,8 @@
         <w:t xml:space="preserve">returns to the zone from which it entered battle unless another rule gives it a different destination.</w:t>
       </w:r>
     </w:p>
-    <w:bookmarkEnd w:id="74"/>
-    <w:bookmarkStart w:id="75" w:name="result-and-destination-triggers"/>
+    <w:bookmarkEnd w:id="82"/>
+    <w:bookmarkStart w:id="83" w:name="result-and-destination-triggers"/>
     <w:p>
       <w:pPr>
         <w:pStyle w:val="Heading3"/>
@@ -3717,10 +4168,10 @@
         </w:pict>
       </w:r>
     </w:p>
-    <w:bookmarkEnd w:id="75"/>
-    <w:bookmarkEnd w:id="76"/>
-    <w:bookmarkEnd w:id="77"/>
-    <w:bookmarkStart w:id="84" w:name="X4116aedc66c2276374cc4eb44ea0fce9ee3fe2c"/>
+    <w:bookmarkEnd w:id="83"/>
+    <w:bookmarkEnd w:id="84"/>
+    <w:bookmarkEnd w:id="85"/>
+    <w:bookmarkStart w:id="92" w:name="X4116aedc66c2276374cc4eb44ea0fce9ee3fe2c"/>
     <w:p>
       <w:pPr>
         <w:pStyle w:val="Heading1"/>
@@ -3729,7 +4180,7 @@
         <w:t xml:space="preserve">8. Withdrawal and Retreat</w:t>
       </w:r>
     </w:p>
-    <w:bookmarkStart w:id="78" w:name="how-it-works-8"/>
+    <w:bookmarkStart w:id="86" w:name="how-it-works-8"/>
     <w:p>
       <w:pPr>
         <w:pStyle w:val="Heading2"/>
@@ -3780,8 +4231,8 @@
         <w:t xml:space="preserve">When an effect causes withdrawal, the battle ends immediately. No one wins or loses, so win, loss, and retreat effects do not happen. The players still clean up their battle cards normally.</w:t>
       </w:r>
     </w:p>
-    <w:bookmarkEnd w:id="78"/>
-    <w:bookmarkStart w:id="83" w:name="complete-rules-8"/>
+    <w:bookmarkEnd w:id="86"/>
+    <w:bookmarkStart w:id="91" w:name="complete-rules-8"/>
     <w:p>
       <w:pPr>
         <w:pStyle w:val="Heading2"/>
@@ -3790,7 +4241,7 @@
         <w:t xml:space="preserve">Complete rules</w:t>
       </w:r>
     </w:p>
-    <w:bookmarkStart w:id="79" w:name="voluntary-movement-withdrawal"/>
+    <w:bookmarkStart w:id="87" w:name="voluntary-movement-withdrawal"/>
     <w:p>
       <w:pPr>
         <w:pStyle w:val="Heading3"/>
@@ -3807,8 +4258,8 @@
         <w:t xml:space="preserve">During the Movement step, a player may move one position toward their own end. This is ordinary movement and does not begin a battle.</w:t>
       </w:r>
     </w:p>
-    <w:bookmarkEnd w:id="79"/>
-    <w:bookmarkStart w:id="80" w:name="effect-caused-withdrawal-from-battle"/>
+    <w:bookmarkEnd w:id="87"/>
+    <w:bookmarkStart w:id="88" w:name="effect-caused-withdrawal-from-battle"/>
     <w:p>
       <w:pPr>
         <w:pStyle w:val="Heading3"/>
@@ -3823,74 +4274,6 @@
       </w:pPr>
       <w:r>
         <w:t xml:space="preserve">Unless the effect says otherwise, withdrawal ends the battle immediately.</w:t>
-      </w:r>
-    </w:p>
-    <w:p>
-      <w:pPr>
-        <w:numPr>
-          <w:ilvl w:val="0"/>
-          <w:numId w:val="1026"/>
-        </w:numPr>
-        <w:pStyle w:val="Compact"/>
-      </w:pPr>
-      <w:r>
-        <w:t xml:space="preserve">Do not resolve remaining Battle effects.</w:t>
-      </w:r>
-    </w:p>
-    <w:p>
-      <w:pPr>
-        <w:numPr>
-          <w:ilvl w:val="0"/>
-          <w:numId w:val="1026"/>
-        </w:numPr>
-        <w:pStyle w:val="Compact"/>
-      </w:pPr>
-      <w:r>
-        <w:t xml:space="preserve">Do not roll dice.</w:t>
-      </w:r>
-    </w:p>
-    <w:p>
-      <w:pPr>
-        <w:numPr>
-          <w:ilvl w:val="0"/>
-          <w:numId w:val="1026"/>
-        </w:numPr>
-        <w:pStyle w:val="Compact"/>
-      </w:pPr>
-      <w:r>
-        <w:t xml:space="preserve">There is no winner or loser.</w:t>
-      </w:r>
-    </w:p>
-    <w:p>
-      <w:pPr>
-        <w:numPr>
-          <w:ilvl w:val="0"/>
-          <w:numId w:val="1026"/>
-        </w:numPr>
-        <w:pStyle w:val="Compact"/>
-      </w:pPr>
-      <w:r>
-        <w:t xml:space="preserve">Win, loss, and retreat triggers do not occur.</w:t>
-      </w:r>
-    </w:p>
-    <w:p>
-      <w:pPr>
-        <w:numPr>
-          <w:ilvl w:val="0"/>
-          <w:numId w:val="1026"/>
-        </w:numPr>
-        <w:pStyle w:val="Compact"/>
-      </w:pPr>
-      <w:r>
-        <w:t xml:space="preserve">Resolve withdrawal movement, then normal battle destinations and cleanup.</w:t>
-      </w:r>
-    </w:p>
-    <w:p>
-      <w:pPr>
-        <w:pStyle w:val="FirstParagraph"/>
-      </w:pPr>
-      <w:r>
-        <w:t xml:space="preserve">Movement:</w:t>
       </w:r>
     </w:p>
     <w:p>
@@ -3902,7 +4285,7 @@
         <w:pStyle w:val="Compact"/>
       </w:pPr>
       <w:r>
-        <w:t xml:space="preserve">an attacking player returns to the position from which they entered;</w:t>
+        <w:t xml:space="preserve">Do not resolve remaining Battle effects.</w:t>
       </w:r>
     </w:p>
     <w:p>
@@ -3914,7 +4297,7 @@
         <w:pStyle w:val="Compact"/>
       </w:pPr>
       <w:r>
-        <w:t xml:space="preserve">a defending player moves one position toward their own end, and the attacker occupies the contested position;</w:t>
+        <w:t xml:space="preserve">Do not roll dice.</w:t>
       </w:r>
     </w:p>
     <w:p>
@@ -3926,17 +4309,31 @@
         <w:pStyle w:val="Compact"/>
       </w:pPr>
       <w:r>
-        <w:t xml:space="preserve">if both withdraw, move the attacker first, then the defender.</w:t>
-      </w:r>
-    </w:p>
-    <w:bookmarkEnd w:id="80"/>
-    <w:bookmarkStart w:id="81" w:name="withdrawal-during-opening-effects"/>
-    <w:p>
-      <w:pPr>
-        <w:pStyle w:val="Heading3"/>
-      </w:pPr>
-      <w:r>
-        <w:t xml:space="preserve">Withdrawal during opening effects</w:t>
+        <w:t xml:space="preserve">There is no winner or loser.</w:t>
+      </w:r>
+    </w:p>
+    <w:p>
+      <w:pPr>
+        <w:numPr>
+          <w:ilvl w:val="0"/>
+          <w:numId w:val="1027"/>
+        </w:numPr>
+        <w:pStyle w:val="Compact"/>
+      </w:pPr>
+      <w:r>
+        <w:t xml:space="preserve">Win, loss, and retreat triggers do not occur.</w:t>
+      </w:r>
+    </w:p>
+    <w:p>
+      <w:pPr>
+        <w:numPr>
+          <w:ilvl w:val="0"/>
+          <w:numId w:val="1027"/>
+        </w:numPr>
+        <w:pStyle w:val="Compact"/>
+      </w:pPr>
+      <w:r>
+        <w:t xml:space="preserve">Resolve withdrawal movement, then normal battle destinations and cleanup.</w:t>
       </w:r>
     </w:p>
     <w:p>
@@ -3944,7 +4341,7 @@
         <w:pStyle w:val="FirstParagraph"/>
       </w:pPr>
       <w:r>
-        <w:t xml:space="preserve">If an effect causes one or both players to withdraw during opening effects and prevents the pending battle, use the same attacker and defender movement above. Because no battle is fought:</w:t>
+        <w:t xml:space="preserve">Movement:</w:t>
       </w:r>
     </w:p>
     <w:p>
@@ -3956,7 +4353,7 @@
         <w:pStyle w:val="Compact"/>
       </w:pPr>
       <w:r>
-        <w:t xml:space="preserve">no player wins, loses, or retreats;</w:t>
+        <w:t xml:space="preserve">an attacking player returns to the position from which they entered;</w:t>
       </w:r>
     </w:p>
     <w:p>
@@ -3968,7 +4365,7 @@
         <w:pStyle w:val="Compact"/>
       </w:pPr>
       <w:r>
-        <w:t xml:space="preserve">no battle or Aftermath triggers occur; and</w:t>
+        <w:t xml:space="preserve">a defending player moves one position toward their own end, and the attacker occupies the contested position;</w:t>
       </w:r>
     </w:p>
     <w:p>
@@ -3980,6 +4377,60 @@
         <w:pStyle w:val="Compact"/>
       </w:pPr>
       <w:r>
+        <w:t xml:space="preserve">if both withdraw, move the attacker first, then the defender.</w:t>
+      </w:r>
+    </w:p>
+    <w:bookmarkEnd w:id="88"/>
+    <w:bookmarkStart w:id="89" w:name="withdrawal-during-opening-effects"/>
+    <w:p>
+      <w:pPr>
+        <w:pStyle w:val="Heading3"/>
+      </w:pPr>
+      <w:r>
+        <w:t xml:space="preserve">Withdrawal during opening effects</w:t>
+      </w:r>
+    </w:p>
+    <w:p>
+      <w:pPr>
+        <w:pStyle w:val="FirstParagraph"/>
+      </w:pPr>
+      <w:r>
+        <w:t xml:space="preserve">If an effect causes one or both players to withdraw during opening effects and prevents the pending battle, use the same attacker and defender movement above. Because no battle is fought:</w:t>
+      </w:r>
+    </w:p>
+    <w:p>
+      <w:pPr>
+        <w:numPr>
+          <w:ilvl w:val="0"/>
+          <w:numId w:val="1029"/>
+        </w:numPr>
+        <w:pStyle w:val="Compact"/>
+      </w:pPr>
+      <w:r>
+        <w:t xml:space="preserve">no player wins, loses, or retreats;</w:t>
+      </w:r>
+    </w:p>
+    <w:p>
+      <w:pPr>
+        <w:numPr>
+          <w:ilvl w:val="0"/>
+          <w:numId w:val="1029"/>
+        </w:numPr>
+        <w:pStyle w:val="Compact"/>
+      </w:pPr>
+      <w:r>
+        <w:t xml:space="preserve">no battle or Aftermath triggers occur; and</w:t>
+      </w:r>
+    </w:p>
+    <w:p>
+      <w:pPr>
+        <w:numPr>
+          <w:ilvl w:val="0"/>
+          <w:numId w:val="1029"/>
+        </w:numPr>
+        <w:pStyle w:val="Compact"/>
+      </w:pPr>
+      <w:r>
         <w:t xml:space="preserve">no battle-card destinations or cleanup occur.</w:t>
       </w:r>
     </w:p>
@@ -3999,8 +4450,8 @@
         <w:t xml:space="preserve">If a battle following refused Terms ends through withdrawal, return the Stake and do not impose or ratify the Proposal unless a specific rule says otherwise.</w:t>
       </w:r>
     </w:p>
-    <w:bookmarkEnd w:id="81"/>
-    <w:bookmarkStart w:id="82" w:name="retreat"/>
+    <w:bookmarkEnd w:id="89"/>
+    <w:bookmarkStart w:id="90" w:name="retreat"/>
     <w:p>
       <w:pPr>
         <w:pStyle w:val="Heading3"/>
@@ -4032,10 +4483,10 @@
         </w:pict>
       </w:r>
     </w:p>
-    <w:bookmarkEnd w:id="82"/>
-    <w:bookmarkEnd w:id="83"/>
-    <w:bookmarkEnd w:id="84"/>
-    <w:bookmarkStart w:id="91" w:name="X6ef091375c384855740e41fbb473d4ff8c8847b"/>
+    <w:bookmarkEnd w:id="90"/>
+    <w:bookmarkEnd w:id="91"/>
+    <w:bookmarkEnd w:id="92"/>
+    <w:bookmarkStart w:id="99" w:name="X6ef091375c384855740e41fbb473d4ff8c8847b"/>
     <w:p>
       <w:pPr>
         <w:pStyle w:val="Heading1"/>
@@ -4044,7 +4495,7 @@
         <w:t xml:space="preserve">9. Territory Control</w:t>
       </w:r>
     </w:p>
-    <w:bookmarkStart w:id="85" w:name="how-it-works-9"/>
+    <w:bookmarkStart w:id="93" w:name="how-it-works-9"/>
     <w:p>
       <w:pPr>
         <w:pStyle w:val="Heading2"/>
@@ -4069,8 +4520,8 @@
         <w:t xml:space="preserve">This gives the opponent a chance to counterattack before control changes.</w:t>
       </w:r>
     </w:p>
-    <w:bookmarkEnd w:id="85"/>
-    <w:bookmarkStart w:id="90" w:name="complete-rules-9"/>
+    <w:bookmarkEnd w:id="93"/>
+    <w:bookmarkStart w:id="98" w:name="complete-rules-9"/>
     <w:p>
       <w:pPr>
         <w:pStyle w:val="Heading2"/>
@@ -4079,7 +4530,7 @@
         <w:t xml:space="preserve">Complete rules</w:t>
       </w:r>
     </w:p>
-    <w:bookmarkStart w:id="86" w:name="control"/>
+    <w:bookmarkStart w:id="94" w:name="control"/>
     <w:p>
       <w:pPr>
         <w:pStyle w:val="Heading3"/>
@@ -4104,8 +4555,8 @@
         <w:t xml:space="preserve">Each player begins controlling the three Territories on their side. Control changes only through capture or an effect that explicitly changes it.</w:t>
       </w:r>
     </w:p>
-    <w:bookmarkEnd w:id="86"/>
-    <w:bookmarkStart w:id="87" w:name="occupation"/>
+    <w:bookmarkEnd w:id="94"/>
+    <w:bookmarkStart w:id="95" w:name="occupation"/>
     <w:p>
       <w:pPr>
         <w:pStyle w:val="Heading3"/>
@@ -4130,8 +4581,8 @@
         <w:t xml:space="preserve">A player may occupy a Territory controlled by the opponent.</w:t>
       </w:r>
     </w:p>
-    <w:bookmarkEnd w:id="87"/>
-    <w:bookmarkStart w:id="88" w:name="capture-1"/>
+    <w:bookmarkEnd w:id="95"/>
+    <w:bookmarkStart w:id="96" w:name="capture-1"/>
     <w:p>
       <w:pPr>
         <w:pStyle w:val="Heading3"/>
@@ -4156,8 +4607,8 @@
         <w:t xml:space="preserve">A captured Territory remains under that player's control until the opponent captures it or an effect changes control.</w:t>
       </w:r>
     </w:p>
-    <w:bookmarkEnd w:id="88"/>
-    <w:bookmarkStart w:id="89" w:name="counterattack-window"/>
+    <w:bookmarkEnd w:id="96"/>
+    <w:bookmarkStart w:id="97" w:name="counterattack-window"/>
     <w:p>
       <w:pPr>
         <w:pStyle w:val="Heading3"/>
@@ -4181,10 +4632,10 @@
         </w:pict>
       </w:r>
     </w:p>
-    <w:bookmarkEnd w:id="89"/>
-    <w:bookmarkEnd w:id="90"/>
-    <w:bookmarkEnd w:id="91"/>
-    <w:bookmarkStart w:id="96" w:name="Xb13108c5ec8c41147f7a9a7cce3eb1fa4966d96"/>
+    <w:bookmarkEnd w:id="97"/>
+    <w:bookmarkEnd w:id="98"/>
+    <w:bookmarkEnd w:id="99"/>
+    <w:bookmarkStart w:id="104" w:name="Xb13108c5ec8c41147f7a9a7cce3eb1fa4966d96"/>
     <w:p>
       <w:pPr>
         <w:pStyle w:val="Heading1"/>
@@ -4193,7 +4644,7 @@
         <w:t xml:space="preserve">10. Running the Gauntlet</w:t>
       </w:r>
     </w:p>
-    <w:bookmarkStart w:id="92" w:name="how-it-works-10"/>
+    <w:bookmarkStart w:id="100" w:name="how-it-works-10"/>
     <w:p>
       <w:pPr>
         <w:pStyle w:val="Heading2"/>
@@ -4231,8 +4682,8 @@
         <w:t xml:space="preserve">The defender is harder to defeat in a Last Stand: they receive Defender's Advantage and +1 to their battle total.</w:t>
       </w:r>
     </w:p>
-    <w:bookmarkEnd w:id="92"/>
-    <w:bookmarkStart w:id="95" w:name="complete-rules-10"/>
+    <w:bookmarkEnd w:id="100"/>
+    <w:bookmarkStart w:id="103" w:name="complete-rules-10"/>
     <w:p>
       <w:pPr>
         <w:pStyle w:val="Heading2"/>
@@ -4241,7 +4692,7 @@
         <w:t xml:space="preserve">Complete rules</w:t>
       </w:r>
     </w:p>
-    <w:bookmarkStart w:id="93" w:name="forcing-the-opponent-beyond-the-gauntlet"/>
+    <w:bookmarkStart w:id="101" w:name="forcing-the-opponent-beyond-the-gauntlet"/>
     <w:p>
       <w:pPr>
         <w:pStyle w:val="Heading3"/>
@@ -4274,8 +4725,8 @@
         <w:t xml:space="preserve">If the winner still occupies the final Territory at the start of their next turn, they capture it during the Capture step.</w:t>
       </w:r>
     </w:p>
-    <w:bookmarkEnd w:id="93"/>
-    <w:bookmarkStart w:id="94" w:name="last-stand-battle"/>
+    <w:bookmarkEnd w:id="101"/>
+    <w:bookmarkStart w:id="102" w:name="last-stand-battle"/>
     <w:p>
       <w:pPr>
         <w:pStyle w:val="Heading3"/>
@@ -4304,7 +4755,7 @@
       <w:pPr>
         <w:numPr>
           <w:ilvl w:val="0"/>
-          <w:numId w:val="1029"/>
+          <w:numId w:val="1030"/>
         </w:numPr>
         <w:pStyle w:val="Compact"/>
       </w:pPr>
@@ -4316,7 +4767,7 @@
       <w:pPr>
         <w:numPr>
           <w:ilvl w:val="0"/>
-          <w:numId w:val="1029"/>
+          <w:numId w:val="1030"/>
         </w:numPr>
         <w:pStyle w:val="Compact"/>
       </w:pPr>
@@ -4355,10 +4806,10 @@
         </w:pict>
       </w:r>
     </w:p>
-    <w:bookmarkEnd w:id="94"/>
-    <w:bookmarkEnd w:id="95"/>
-    <w:bookmarkEnd w:id="96"/>
-    <w:bookmarkStart w:id="108" w:name="X10ef377f1c120093942fb19b10282922c933cce"/>
+    <w:bookmarkEnd w:id="102"/>
+    <w:bookmarkEnd w:id="103"/>
+    <w:bookmarkEnd w:id="104"/>
+    <w:bookmarkStart w:id="116" w:name="X10ef377f1c120093942fb19b10282922c933cce"/>
     <w:p>
       <w:pPr>
         <w:pStyle w:val="Heading1"/>
@@ -4367,7 +4818,7 @@
         <w:t xml:space="preserve">11. Game Zones</w:t>
       </w:r>
     </w:p>
-    <w:bookmarkStart w:id="97" w:name="how-it-works-11"/>
+    <w:bookmarkStart w:id="105" w:name="how-it-works-11"/>
     <w:p>
       <w:pPr>
         <w:pStyle w:val="Heading2"/>
@@ -4448,8 +4899,8 @@
         <w:t xml:space="preserve">normally does not.</w:t>
       </w:r>
     </w:p>
-    <w:bookmarkEnd w:id="97"/>
-    <w:bookmarkStart w:id="107" w:name="complete-rules-11"/>
+    <w:bookmarkEnd w:id="105"/>
+    <w:bookmarkStart w:id="115" w:name="complete-rules-11"/>
     <w:p>
       <w:pPr>
         <w:pStyle w:val="Heading2"/>
@@ -4458,7 +4909,7 @@
         <w:t xml:space="preserve">Complete rules</w:t>
       </w:r>
     </w:p>
-    <w:bookmarkStart w:id="98" w:name="draw-pile"/>
+    <w:bookmarkStart w:id="106" w:name="draw-pile"/>
     <w:p>
       <w:pPr>
         <w:pStyle w:val="Heading3"/>
@@ -4475,8 +4926,8 @@
         <w:t xml:space="preserve">The face-down pile formed from the Playable Deck.</w:t>
       </w:r>
     </w:p>
-    <w:bookmarkEnd w:id="98"/>
-    <w:bookmarkStart w:id="99" w:name="hand"/>
+    <w:bookmarkEnd w:id="106"/>
+    <w:bookmarkStart w:id="107" w:name="hand"/>
     <w:p>
       <w:pPr>
         <w:pStyle w:val="Heading3"/>
@@ -4501,8 +4952,8 @@
         <w:t xml:space="preserve">Setting a Hand aside during battle does not move its cards to another zone.</w:t>
       </w:r>
     </w:p>
-    <w:bookmarkEnd w:id="99"/>
-    <w:bookmarkStart w:id="100" w:name="reserve"/>
+    <w:bookmarkEnd w:id="107"/>
+    <w:bookmarkStart w:id="108" w:name="reserve"/>
     <w:p>
       <w:pPr>
         <w:pStyle w:val="Heading3"/>
@@ -4527,8 +4978,8 @@
         <w:t xml:space="preserve">At the end of the battle, cards remaining in Reserve normally go to the Discard Pile.</w:t>
       </w:r>
     </w:p>
-    <w:bookmarkEnd w:id="100"/>
-    <w:bookmarkStart w:id="101" w:name="gambit-area"/>
+    <w:bookmarkEnd w:id="108"/>
+    <w:bookmarkStart w:id="109" w:name="gambit-area"/>
     <w:p>
       <w:pPr>
         <w:pStyle w:val="Heading3"/>
@@ -4545,8 +4996,8 @@
         <w:t xml:space="preserve">The area containing cards set as Gambits for the current battle. Gambits normally go to the Graveyard during the Aftermath.</w:t>
       </w:r>
     </w:p>
-    <w:bookmarkEnd w:id="101"/>
-    <w:bookmarkStart w:id="102" w:name="tactic-area"/>
+    <w:bookmarkEnd w:id="109"/>
+    <w:bookmarkStart w:id="110" w:name="tactic-area"/>
     <w:p>
       <w:pPr>
         <w:pStyle w:val="Heading3"/>
@@ -4563,8 +5014,8 @@
         <w:t xml:space="preserve">The area containing cards chosen or played as Tactics for the current battle. Tactics normally go to the Discard Pile during the Aftermath.</w:t>
       </w:r>
     </w:p>
-    <w:bookmarkEnd w:id="102"/>
-    <w:bookmarkStart w:id="103" w:name="discard-pile"/>
+    <w:bookmarkEnd w:id="110"/>
+    <w:bookmarkStart w:id="111" w:name="discard-pile"/>
     <w:p>
       <w:pPr>
         <w:pStyle w:val="Heading3"/>
@@ -4581,8 +5032,8 @@
         <w:t xml:space="preserve">A face-up pile of recyclable cards. When a Draw Pile cannot complete a draw, shuffle the Discard Pile to form a new Draw Pile.</w:t>
       </w:r>
     </w:p>
-    <w:bookmarkEnd w:id="103"/>
-    <w:bookmarkStart w:id="104" w:name="graveyard"/>
+    <w:bookmarkEnd w:id="111"/>
+    <w:bookmarkStart w:id="112" w:name="graveyard"/>
     <w:p>
       <w:pPr>
         <w:pStyle w:val="Heading3"/>
@@ -4599,8 +5050,8 @@
         <w:t xml:space="preserve">A face-up pile outside normal circulation. Cards there are not reshuffled unless an effect moves them.</w:t>
       </w:r>
     </w:p>
-    <w:bookmarkEnd w:id="104"/>
-    <w:bookmarkStart w:id="105" w:name="asset-bank"/>
+    <w:bookmarkEnd w:id="112"/>
+    <w:bookmarkStart w:id="113" w:name="asset-bank"/>
     <w:p>
       <w:pPr>
         <w:pStyle w:val="Heading3"/>
@@ -4617,8 +5068,8 @@
         <w:t xml:space="preserve">The public area containing a player's banked Assets.</w:t>
       </w:r>
     </w:p>
-    <w:bookmarkEnd w:id="105"/>
-    <w:bookmarkStart w:id="106" w:name="faction-zones"/>
+    <w:bookmarkEnd w:id="113"/>
+    <w:bookmarkStart w:id="114" w:name="faction-zones"/>
     <w:p>
       <w:pPr>
         <w:pStyle w:val="Heading3"/>
@@ -4642,10 +5093,10 @@
         </w:pict>
       </w:r>
     </w:p>
-    <w:bookmarkEnd w:id="106"/>
-    <w:bookmarkEnd w:id="107"/>
-    <w:bookmarkEnd w:id="108"/>
-    <w:bookmarkStart w:id="115" w:name="X24182d789e636cee7a803fba436229ee8aa20b9"/>
+    <w:bookmarkEnd w:id="114"/>
+    <w:bookmarkEnd w:id="115"/>
+    <w:bookmarkEnd w:id="116"/>
+    <w:bookmarkStart w:id="123" w:name="X24182d789e636cee7a803fba436229ee8aa20b9"/>
     <w:p>
       <w:pPr>
         <w:pStyle w:val="Heading1"/>
@@ -4654,7 +5105,7 @@
         <w:t xml:space="preserve">12. Actions and Assets</w:t>
       </w:r>
     </w:p>
-    <w:bookmarkStart w:id="109" w:name="how-it-works-12"/>
+    <w:bookmarkStart w:id="117" w:name="how-it-works-12"/>
     <w:p>
       <w:pPr>
         <w:pStyle w:val="Heading2"/>
@@ -4692,8 +5143,8 @@
         <w:t xml:space="preserve">Your Asset limit equals the number of Territories you control. When banking a new Asset at the limit, you may discard one existing Asset to make room.</w:t>
       </w:r>
     </w:p>
-    <w:bookmarkEnd w:id="109"/>
-    <w:bookmarkStart w:id="114" w:name="complete-rules-12"/>
+    <w:bookmarkEnd w:id="117"/>
+    <w:bookmarkStart w:id="122" w:name="complete-rules-12"/>
     <w:p>
       <w:pPr>
         <w:pStyle w:val="Heading2"/>
@@ -4702,7 +5153,7 @@
         <w:t xml:space="preserve">Complete rules</w:t>
       </w:r>
     </w:p>
-    <w:bookmarkStart w:id="110" w:name="action-effects"/>
+    <w:bookmarkStart w:id="118" w:name="action-effects"/>
     <w:p>
       <w:pPr>
         <w:pStyle w:val="Heading3"/>
@@ -4717,80 +5168,6 @@
       </w:pPr>
       <w:r>
         <w:t xml:space="preserve">To play a card for its Action effect:</w:t>
-      </w:r>
-    </w:p>
-    <w:p>
-      <w:pPr>
-        <w:numPr>
-          <w:ilvl w:val="0"/>
-          <w:numId w:val="1030"/>
-        </w:numPr>
-        <w:pStyle w:val="Compact"/>
-      </w:pPr>
-      <w:r>
-        <w:t xml:space="preserve">play it from Hand during an Action Opportunity;</w:t>
-      </w:r>
-    </w:p>
-    <w:p>
-      <w:pPr>
-        <w:numPr>
-          <w:ilvl w:val="0"/>
-          <w:numId w:val="1030"/>
-        </w:numPr>
-        <w:pStyle w:val="Compact"/>
-      </w:pPr>
-      <w:r>
-        <w:t xml:space="preserve">satisfy all requirements and costs;</w:t>
-      </w:r>
-    </w:p>
-    <w:p>
-      <w:pPr>
-        <w:numPr>
-          <w:ilvl w:val="0"/>
-          <w:numId w:val="1030"/>
-        </w:numPr>
-        <w:pStyle w:val="Compact"/>
-      </w:pPr>
-      <w:r>
-        <w:t xml:space="preserve">resolve the Action effect; and</w:t>
-      </w:r>
-    </w:p>
-    <w:p>
-      <w:pPr>
-        <w:numPr>
-          <w:ilvl w:val="0"/>
-          <w:numId w:val="1030"/>
-        </w:numPr>
-        <w:pStyle w:val="Compact"/>
-      </w:pPr>
-      <w:r>
-        <w:t xml:space="preserve">put it in the Discard Pile unless it becomes an Asset or Overlay or specifies another destination.</w:t>
-      </w:r>
-    </w:p>
-    <w:bookmarkEnd w:id="110"/>
-    <w:bookmarkStart w:id="111" w:name="assets"/>
-    <w:p>
-      <w:pPr>
-        <w:pStyle w:val="Heading3"/>
-      </w:pPr>
-      <w:r>
-        <w:t xml:space="preserve">Assets</w:t>
-      </w:r>
-    </w:p>
-    <w:p>
-      <w:pPr>
-        <w:pStyle w:val="FirstParagraph"/>
-      </w:pPr>
-      <w:r>
-        <w:t xml:space="preserve">A card is an Asset only when an effect banks it in the Asset Bank.</w:t>
-      </w:r>
-    </w:p>
-    <w:p>
-      <w:pPr>
-        <w:pStyle w:val="BodyText"/>
-      </w:pPr>
-      <w:r>
-        <w:t xml:space="preserve">A player's Asset limit equals the number of Territories they control.</w:t>
       </w:r>
     </w:p>
     <w:p>
@@ -4802,7 +5179,7 @@
         <w:pStyle w:val="Compact"/>
       </w:pPr>
       <w:r>
-        <w:t xml:space="preserve">A Territory occupied but not controlled does not increase the limit.</w:t>
+        <w:t xml:space="preserve">play it from Hand during an Action Opportunity;</w:t>
       </w:r>
     </w:p>
     <w:p>
@@ -4814,7 +5191,7 @@
         <w:pStyle w:val="Compact"/>
       </w:pPr>
       <w:r>
-        <w:t xml:space="preserve">If the limit falls below the number of Assets controlled, immediately discard Assets until within the limit.</w:t>
+        <w:t xml:space="preserve">satisfy all requirements and costs;</w:t>
       </w:r>
     </w:p>
     <w:p>
@@ -4826,11 +5203,85 @@
         <w:pStyle w:val="Compact"/>
       </w:pPr>
       <w:r>
+        <w:t xml:space="preserve">resolve the Action effect; and</w:t>
+      </w:r>
+    </w:p>
+    <w:p>
+      <w:pPr>
+        <w:numPr>
+          <w:ilvl w:val="0"/>
+          <w:numId w:val="1031"/>
+        </w:numPr>
+        <w:pStyle w:val="Compact"/>
+      </w:pPr>
+      <w:r>
+        <w:t xml:space="preserve">put it in the Discard Pile unless it becomes an Asset or Overlay or specifies another destination.</w:t>
+      </w:r>
+    </w:p>
+    <w:bookmarkEnd w:id="118"/>
+    <w:bookmarkStart w:id="119" w:name="assets"/>
+    <w:p>
+      <w:pPr>
+        <w:pStyle w:val="Heading3"/>
+      </w:pPr>
+      <w:r>
+        <w:t xml:space="preserve">Assets</w:t>
+      </w:r>
+    </w:p>
+    <w:p>
+      <w:pPr>
+        <w:pStyle w:val="FirstParagraph"/>
+      </w:pPr>
+      <w:r>
+        <w:t xml:space="preserve">A card is an Asset only when an effect banks it in the Asset Bank.</w:t>
+      </w:r>
+    </w:p>
+    <w:p>
+      <w:pPr>
+        <w:pStyle w:val="BodyText"/>
+      </w:pPr>
+      <w:r>
+        <w:t xml:space="preserve">A player's Asset limit equals the number of Territories they control.</w:t>
+      </w:r>
+    </w:p>
+    <w:p>
+      <w:pPr>
+        <w:numPr>
+          <w:ilvl w:val="0"/>
+          <w:numId w:val="1032"/>
+        </w:numPr>
+        <w:pStyle w:val="Compact"/>
+      </w:pPr>
+      <w:r>
+        <w:t xml:space="preserve">A Territory occupied but not controlled does not increase the limit.</w:t>
+      </w:r>
+    </w:p>
+    <w:p>
+      <w:pPr>
+        <w:numPr>
+          <w:ilvl w:val="0"/>
+          <w:numId w:val="1032"/>
+        </w:numPr>
+        <w:pStyle w:val="Compact"/>
+      </w:pPr>
+      <w:r>
+        <w:t xml:space="preserve">If the limit falls below the number of Assets controlled, immediately discard Assets until within the limit.</w:t>
+      </w:r>
+    </w:p>
+    <w:p>
+      <w:pPr>
+        <w:numPr>
+          <w:ilvl w:val="0"/>
+          <w:numId w:val="1032"/>
+        </w:numPr>
+        <w:pStyle w:val="Compact"/>
+      </w:pPr>
+      <w:r>
         <w:t xml:space="preserve">An inactive Asset still counts unless a rule says otherwise.</w:t>
       </w:r>
     </w:p>
-    <w:bookmarkEnd w:id="111"/>
-    <w:bookmarkStart w:id="112" w:name="replacing-an-asset"/>
+    <w:bookmarkEnd w:id="119"/>
+    <w:bookmarkStart w:id="120" w:name="replacing-an-asset"/>
     <w:p>
       <w:pPr>
         <w:pStyle w:val="Heading3"/>
@@ -4855,8 +5306,8 @@
         <w:t xml:space="preserve">An effect that prevents an Asset from leaving play also prevents replacing it this way. Any consequence of the replaced Asset leaving play still occurs.</w:t>
       </w:r>
     </w:p>
-    <w:bookmarkEnd w:id="112"/>
-    <w:bookmarkStart w:id="113" w:name="activating-and-discarding-assets"/>
+    <w:bookmarkEnd w:id="120"/>
+    <w:bookmarkStart w:id="121" w:name="activating-and-discarding-assets"/>
     <w:p>
       <w:pPr>
         <w:pStyle w:val="Heading3"/>
@@ -4904,10 +5355,10 @@
         </w:pict>
       </w:r>
     </w:p>
-    <w:bookmarkEnd w:id="113"/>
-    <w:bookmarkEnd w:id="114"/>
-    <w:bookmarkEnd w:id="115"/>
-    <w:bookmarkStart w:id="118" w:name="Xbae481e71bb23d9788fd20196d83d8cfb4ca8fa"/>
+    <w:bookmarkEnd w:id="121"/>
+    <w:bookmarkEnd w:id="122"/>
+    <w:bookmarkEnd w:id="123"/>
+    <w:bookmarkStart w:id="126" w:name="Xbae481e71bb23d9788fd20196d83d8cfb4ca8fa"/>
     <w:p>
       <w:pPr>
         <w:pStyle w:val="Heading1"/>
@@ -4916,7 +5367,7 @@
         <w:t xml:space="preserve">13. Overlays</w:t>
       </w:r>
     </w:p>
-    <w:bookmarkStart w:id="116" w:name="how-it-works-13"/>
+    <w:bookmarkStart w:id="124" w:name="how-it-works-13"/>
     <w:p>
       <w:pPr>
         <w:pStyle w:val="Heading2"/>
@@ -4941,8 +5392,8 @@
         <w:t xml:space="preserve">The player who controls the Territory also controls its Overlays. Ownership does not change, so a removed Overlay still goes to its owner's destination.</w:t>
       </w:r>
     </w:p>
-    <w:bookmarkEnd w:id="116"/>
-    <w:bookmarkStart w:id="117" w:name="complete-rules-13"/>
+    <w:bookmarkEnd w:id="124"/>
+    <w:bookmarkStart w:id="125" w:name="complete-rules-13"/>
     <w:p>
       <w:pPr>
         <w:pStyle w:val="Heading2"/>
@@ -4971,7 +5422,7 @@
       <w:pPr>
         <w:numPr>
           <w:ilvl w:val="0"/>
-          <w:numId w:val="1032"/>
+          <w:numId w:val="1033"/>
         </w:numPr>
         <w:pStyle w:val="Compact"/>
       </w:pPr>
@@ -4983,7 +5434,7 @@
       <w:pPr>
         <w:numPr>
           <w:ilvl w:val="0"/>
-          <w:numId w:val="1032"/>
+          <w:numId w:val="1033"/>
         </w:numPr>
         <w:pStyle w:val="Compact"/>
       </w:pPr>
@@ -4995,7 +5446,7 @@
       <w:pPr>
         <w:numPr>
           <w:ilvl w:val="0"/>
-          <w:numId w:val="1032"/>
+          <w:numId w:val="1033"/>
         </w:numPr>
         <w:pStyle w:val="Compact"/>
       </w:pPr>
@@ -5007,7 +5458,7 @@
       <w:pPr>
         <w:numPr>
           <w:ilvl w:val="0"/>
-          <w:numId w:val="1032"/>
+          <w:numId w:val="1033"/>
         </w:numPr>
         <w:pStyle w:val="Compact"/>
       </w:pPr>
@@ -5019,7 +5470,7 @@
       <w:pPr>
         <w:numPr>
           <w:ilvl w:val="0"/>
-          <w:numId w:val="1032"/>
+          <w:numId w:val="1033"/>
         </w:numPr>
         <w:pStyle w:val="Compact"/>
       </w:pPr>
@@ -5031,7 +5482,7 @@
       <w:pPr>
         <w:numPr>
           <w:ilvl w:val="0"/>
-          <w:numId w:val="1032"/>
+          <w:numId w:val="1033"/>
         </w:numPr>
         <w:pStyle w:val="Compact"/>
       </w:pPr>
@@ -5043,7 +5494,7 @@
       <w:pPr>
         <w:numPr>
           <w:ilvl w:val="0"/>
-          <w:numId w:val="1032"/>
+          <w:numId w:val="1033"/>
         </w:numPr>
         <w:pStyle w:val="Compact"/>
       </w:pPr>
@@ -5055,7 +5506,7 @@
       <w:pPr>
         <w:numPr>
           <w:ilvl w:val="0"/>
-          <w:numId w:val="1032"/>
+          <w:numId w:val="1033"/>
         </w:numPr>
         <w:pStyle w:val="Compact"/>
       </w:pPr>
@@ -5067,7 +5518,7 @@
       <w:pPr>
         <w:numPr>
           <w:ilvl w:val="0"/>
-          <w:numId w:val="1032"/>
+          <w:numId w:val="1033"/>
         </w:numPr>
         <w:pStyle w:val="Compact"/>
       </w:pPr>
@@ -5079,7 +5530,7 @@
       <w:pPr>
         <w:numPr>
           <w:ilvl w:val="0"/>
-          <w:numId w:val="1032"/>
+          <w:numId w:val="1033"/>
         </w:numPr>
         <w:pStyle w:val="Compact"/>
       </w:pPr>
@@ -5091,7 +5542,7 @@
       <w:pPr>
         <w:numPr>
           <w:ilvl w:val="0"/>
-          <w:numId w:val="1032"/>
+          <w:numId w:val="1033"/>
         </w:numPr>
         <w:pStyle w:val="Compact"/>
       </w:pPr>
@@ -5130,9 +5581,9 @@
         </w:pict>
       </w:r>
     </w:p>
-    <w:bookmarkEnd w:id="117"/>
-    <w:bookmarkEnd w:id="118"/>
-    <w:bookmarkStart w:id="127" w:name="X4c5802a96a51a98b86b60169ea7a7b771909ed0"/>
+    <w:bookmarkEnd w:id="125"/>
+    <w:bookmarkEnd w:id="126"/>
+    <w:bookmarkStart w:id="135" w:name="X4c5802a96a51a98b86b60169ea7a7b771909ed0"/>
     <w:p>
       <w:pPr>
         <w:pStyle w:val="Heading1"/>
@@ -5141,7 +5592,7 @@
         <w:t xml:space="preserve">14. Factions</w:t>
       </w:r>
     </w:p>
-    <w:bookmarkStart w:id="119" w:name="how-it-works-14"/>
+    <w:bookmarkStart w:id="127" w:name="how-it-works-14"/>
     <w:p>
       <w:pPr>
         <w:pStyle w:val="Heading2"/>
@@ -5166,8 +5617,8 @@
         <w:t xml:space="preserve">Read your faction's short introduction before choosing a first-game Deck. The definitive faction guide contains the full rules and exact card text.</w:t>
       </w:r>
     </w:p>
-    <w:bookmarkEnd w:id="119"/>
-    <w:bookmarkStart w:id="126" w:name="complete-rules-14"/>
+    <w:bookmarkEnd w:id="127"/>
+    <w:bookmarkStart w:id="134" w:name="complete-rules-14"/>
     <w:p>
       <w:pPr>
         <w:pStyle w:val="Heading2"/>
@@ -5176,7 +5627,7 @@
         <w:t xml:space="preserve">Complete rules</w:t>
       </w:r>
     </w:p>
-    <w:bookmarkStart w:id="120" w:name="military"/>
+    <w:bookmarkStart w:id="128" w:name="military"/>
     <w:p>
       <w:pPr>
         <w:pStyle w:val="Heading3"/>
@@ -5226,7 +5677,7 @@
       <w:pPr>
         <w:numPr>
           <w:ilvl w:val="0"/>
-          <w:numId w:val="1033"/>
+          <w:numId w:val="1034"/>
         </w:numPr>
         <w:pStyle w:val="Compact"/>
       </w:pPr>
@@ -5248,7 +5699,7 @@
       <w:pPr>
         <w:numPr>
           <w:ilvl w:val="0"/>
-          <w:numId w:val="1033"/>
+          <w:numId w:val="1034"/>
         </w:numPr>
         <w:pStyle w:val="Compact"/>
       </w:pPr>
@@ -5318,8 +5769,8 @@
         <w:t xml:space="preserve">At the end of the Aftermath of a battle you initiated and won, advance one position. This movement may start another battle.</w:t>
       </w:r>
     </w:p>
-    <w:bookmarkEnd w:id="120"/>
-    <w:bookmarkStart w:id="121" w:name="diplomats"/>
+    <w:bookmarkEnd w:id="128"/>
+    <w:bookmarkStart w:id="129" w:name="diplomats"/>
     <w:p>
       <w:pPr>
         <w:pStyle w:val="Heading3"/>
@@ -5379,7 +5830,7 @@
       <w:pPr>
         <w:numPr>
           <w:ilvl w:val="0"/>
-          <w:numId w:val="1034"/>
+          <w:numId w:val="1035"/>
         </w:numPr>
         <w:pStyle w:val="Compact"/>
       </w:pPr>
@@ -5391,7 +5842,7 @@
       <w:pPr>
         <w:numPr>
           <w:ilvl w:val="0"/>
-          <w:numId w:val="1034"/>
+          <w:numId w:val="1035"/>
         </w:numPr>
         <w:pStyle w:val="Compact"/>
       </w:pPr>
@@ -5403,7 +5854,7 @@
       <w:pPr>
         <w:numPr>
           <w:ilvl w:val="0"/>
-          <w:numId w:val="1034"/>
+          <w:numId w:val="1035"/>
         </w:numPr>
         <w:pStyle w:val="Compact"/>
       </w:pPr>
@@ -5419,8 +5870,8 @@
         <w:t xml:space="preserve">Only one player may offer Terms for a pending battle. The attacker has the first opportunity. If the attacker passes, the defender may offer. Once either offers, the other cannot offer for that battle, even after refusal.</w:t>
       </w:r>
     </w:p>
-    <w:bookmarkEnd w:id="121"/>
-    <w:bookmarkStart w:id="122" w:name="financiers"/>
+    <w:bookmarkEnd w:id="129"/>
+    <w:bookmarkStart w:id="130" w:name="financiers"/>
     <w:p>
       <w:pPr>
         <w:pStyle w:val="Heading3"/>
@@ -5503,8 +5954,8 @@
         <w:t xml:space="preserve">as defined in their faction guide.</w:t>
       </w:r>
     </w:p>
-    <w:bookmarkEnd w:id="122"/>
-    <w:bookmarkStart w:id="123" w:name="intelligence"/>
+    <w:bookmarkEnd w:id="130"/>
+    <w:bookmarkStart w:id="131" w:name="intelligence"/>
     <w:p>
       <w:pPr>
         <w:pStyle w:val="Heading3"/>
@@ -5571,8 +6022,8 @@
         <w:t xml:space="preserve">During each battle, Intelligence may use Surveillance once during the Gambit stage and once during the Tactic stage. Interference may remove a revealed opposing choice at its specified cost. Revised choices do not reopen the information window.</w:t>
       </w:r>
     </w:p>
-    <w:bookmarkEnd w:id="123"/>
-    <w:bookmarkStart w:id="124" w:name="mystics"/>
+    <w:bookmarkEnd w:id="131"/>
+    <w:bookmarkStart w:id="132" w:name="mystics"/>
     <w:p>
       <w:pPr>
         <w:pStyle w:val="Heading3"/>
@@ -5649,8 +6100,8 @@
         <w:t xml:space="preserve">The Ritual is completed by initiating and winning a battle while its three cards remain bound. Losing a battle before completion interrupts it. Withdrawal neither completes nor interrupts it.</w:t>
       </w:r>
     </w:p>
-    <w:bookmarkEnd w:id="124"/>
-    <w:bookmarkStart w:id="125" w:name="inquisition"/>
+    <w:bookmarkEnd w:id="132"/>
+    <w:bookmarkStart w:id="133" w:name="inquisition"/>
     <w:p>
       <w:pPr>
         <w:pStyle w:val="Heading3"/>
@@ -5737,10 +6188,10 @@
         </w:pict>
       </w:r>
     </w:p>
-    <w:bookmarkEnd w:id="125"/>
-    <w:bookmarkEnd w:id="126"/>
-    <w:bookmarkEnd w:id="127"/>
-    <w:bookmarkStart w:id="130" w:name="Xa967c9255868c3e1f516fb8c6d9948a6ca5aa46"/>
+    <w:bookmarkEnd w:id="133"/>
+    <w:bookmarkEnd w:id="134"/>
+    <w:bookmarkEnd w:id="135"/>
+    <w:bookmarkStart w:id="138" w:name="Xa967c9255868c3e1f516fb8c6d9948a6ca5aa46"/>
     <w:p>
       <w:pPr>
         <w:pStyle w:val="Heading1"/>
@@ -5749,7 +6200,7 @@
         <w:t xml:space="preserve">15. Standard Language and Reference Rules</w:t>
       </w:r>
     </w:p>
-    <w:bookmarkStart w:id="128" w:name="how-it-works-15"/>
+    <w:bookmarkStart w:id="136" w:name="how-it-works-15"/>
     <w:p>
       <w:pPr>
         <w:pStyle w:val="Heading2"/>
@@ -5766,8 +6217,8 @@
         <w:t xml:space="preserve">Use the same verbs and zone names everywhere. Clear language makes card interactions easier to resolve.</w:t>
       </w:r>
     </w:p>
-    <w:bookmarkEnd w:id="128"/>
-    <w:bookmarkStart w:id="129" w:name="complete-rules-15"/>
+    <w:bookmarkEnd w:id="136"/>
+    <w:bookmarkStart w:id="137" w:name="complete-rules-15"/>
     <w:p>
       <w:pPr>
         <w:pStyle w:val="Heading2"/>
@@ -5788,7 +6239,7 @@
       <w:pPr>
         <w:numPr>
           <w:ilvl w:val="0"/>
-          <w:numId w:val="1035"/>
+          <w:numId w:val="1036"/>
         </w:numPr>
         <w:pStyle w:val="Compact"/>
       </w:pPr>
@@ -5810,7 +6261,7 @@
       <w:pPr>
         <w:numPr>
           <w:ilvl w:val="0"/>
-          <w:numId w:val="1035"/>
+          <w:numId w:val="1036"/>
         </w:numPr>
         <w:pStyle w:val="Compact"/>
       </w:pPr>
@@ -5832,7 +6283,7 @@
       <w:pPr>
         <w:numPr>
           <w:ilvl w:val="0"/>
-          <w:numId w:val="1035"/>
+          <w:numId w:val="1036"/>
         </w:numPr>
         <w:pStyle w:val="Compact"/>
       </w:pPr>
@@ -5854,7 +6305,7 @@
       <w:pPr>
         <w:numPr>
           <w:ilvl w:val="0"/>
-          <w:numId w:val="1035"/>
+          <w:numId w:val="1036"/>
         </w:numPr>
         <w:pStyle w:val="Compact"/>
       </w:pPr>
@@ -5876,7 +6327,7 @@
       <w:pPr>
         <w:numPr>
           <w:ilvl w:val="0"/>
-          <w:numId w:val="1035"/>
+          <w:numId w:val="1036"/>
         </w:numPr>
         <w:pStyle w:val="Compact"/>
       </w:pPr>
@@ -5898,7 +6349,7 @@
       <w:pPr>
         <w:numPr>
           <w:ilvl w:val="0"/>
-          <w:numId w:val="1035"/>
+          <w:numId w:val="1036"/>
         </w:numPr>
         <w:pStyle w:val="Compact"/>
       </w:pPr>
@@ -5960,9 +6411,9 @@
         </w:pict>
       </w:r>
     </w:p>
-    <w:bookmarkEnd w:id="129"/>
-    <w:bookmarkEnd w:id="130"/>
-    <w:bookmarkStart w:id="131" w:name="quick-battle-reference"/>
+    <w:bookmarkEnd w:id="137"/>
+    <w:bookmarkEnd w:id="138"/>
+    <w:bookmarkStart w:id="139" w:name="quick-battle-reference"/>
     <w:p>
       <w:pPr>
         <w:pStyle w:val="Heading1"/>
@@ -5975,7 +6426,7 @@
       <w:pPr>
         <w:numPr>
           <w:ilvl w:val="0"/>
-          <w:numId w:val="1036"/>
+          <w:numId w:val="1037"/>
         </w:numPr>
         <w:pStyle w:val="Compact"/>
       </w:pPr>
@@ -5987,7 +6438,7 @@
       <w:pPr>
         <w:numPr>
           <w:ilvl w:val="0"/>
-          <w:numId w:val="1036"/>
+          <w:numId w:val="1037"/>
         </w:numPr>
         <w:pStyle w:val="Compact"/>
       </w:pPr>
@@ -5999,7 +6450,7 @@
       <w:pPr>
         <w:numPr>
           <w:ilvl w:val="0"/>
-          <w:numId w:val="1036"/>
+          <w:numId w:val="1037"/>
         </w:numPr>
         <w:pStyle w:val="Compact"/>
       </w:pPr>
@@ -6011,7 +6462,7 @@
       <w:pPr>
         <w:numPr>
           <w:ilvl w:val="0"/>
-          <w:numId w:val="1036"/>
+          <w:numId w:val="1037"/>
         </w:numPr>
         <w:pStyle w:val="Compact"/>
       </w:pPr>
@@ -6023,7 +6474,7 @@
       <w:pPr>
         <w:numPr>
           <w:ilvl w:val="0"/>
-          <w:numId w:val="1036"/>
+          <w:numId w:val="1037"/>
         </w:numPr>
         <w:pStyle w:val="Compact"/>
       </w:pPr>
@@ -6035,7 +6486,7 @@
       <w:pPr>
         <w:numPr>
           <w:ilvl w:val="0"/>
-          <w:numId w:val="1036"/>
+          <w:numId w:val="1037"/>
         </w:numPr>
         <w:pStyle w:val="Compact"/>
       </w:pPr>
@@ -6047,7 +6498,7 @@
       <w:pPr>
         <w:numPr>
           <w:ilvl w:val="0"/>
-          <w:numId w:val="1036"/>
+          <w:numId w:val="1037"/>
         </w:numPr>
         <w:pStyle w:val="Compact"/>
       </w:pPr>
@@ -6059,7 +6510,7 @@
       <w:pPr>
         <w:numPr>
           <w:ilvl w:val="0"/>
-          <w:numId w:val="1036"/>
+          <w:numId w:val="1037"/>
         </w:numPr>
         <w:pStyle w:val="Compact"/>
       </w:pPr>
@@ -6071,7 +6522,7 @@
       <w:pPr>
         <w:numPr>
           <w:ilvl w:val="0"/>
-          <w:numId w:val="1036"/>
+          <w:numId w:val="1037"/>
         </w:numPr>
         <w:pStyle w:val="Compact"/>
       </w:pPr>
@@ -6083,7 +6534,7 @@
       <w:pPr>
         <w:numPr>
           <w:ilvl w:val="0"/>
-          <w:numId w:val="1036"/>
+          <w:numId w:val="1037"/>
         </w:numPr>
         <w:pStyle w:val="Compact"/>
       </w:pPr>
@@ -6095,7 +6546,7 @@
       <w:pPr>
         <w:numPr>
           <w:ilvl w:val="0"/>
-          <w:numId w:val="1036"/>
+          <w:numId w:val="1037"/>
         </w:numPr>
         <w:pStyle w:val="Compact"/>
       </w:pPr>
@@ -6118,7 +6569,7 @@
         <w:t xml:space="preserve">Gauntlet v0.6.1 © 2026 Tymon Scott. All rights reserved.</w:t>
       </w:r>
     </w:p>
-    <w:bookmarkEnd w:id="131"/>
+    <w:bookmarkEnd w:id="139"/>
     <w:sectPr>
       <w:headerReference r:id="rId9" w:type="default"/>
       <w:footerReference r:id="rId10" w:type="default"/>
@@ -6660,6 +7111,9 @@
     <w:abstractNumId w:val="991"/>
   </w:num>
   <w:num w:numId="1008">
+    <w:abstractNumId w:val="991"/>
+  </w:num>
+  <w:num w:numId="1009">
     <w:abstractNumId w:val="99411"/>
     <w:lvlOverride w:ilvl="0">
       <w:startOverride w:val="1"/>
@@ -6689,10 +7143,10 @@
       <w:startOverride w:val="1"/>
     </w:lvlOverride>
   </w:num>
-  <w:num w:numId="1009">
+  <w:num w:numId="1010">
     <w:abstractNumId w:val="991"/>
   </w:num>
-  <w:num w:numId="1010">
+  <w:num w:numId="1011">
     <w:abstractNumId w:val="99411"/>
     <w:lvlOverride w:ilvl="0">
       <w:startOverride w:val="1"/>
@@ -6722,9 +7176,6 @@
       <w:startOverride w:val="1"/>
     </w:lvlOverride>
   </w:num>
-  <w:num w:numId="1011">
-    <w:abstractNumId w:val="991"/>
-  </w:num>
   <w:num w:numId="1012">
     <w:abstractNumId w:val="991"/>
   </w:num>
@@ -6732,34 +7183,7 @@
     <w:abstractNumId w:val="991"/>
   </w:num>
   <w:num w:numId="1014">
-    <w:abstractNumId w:val="99411"/>
-    <w:lvlOverride w:ilvl="0">
-      <w:startOverride w:val="1"/>
-    </w:lvlOverride>
-    <w:lvlOverride w:ilvl="1">
-      <w:startOverride w:val="1"/>
-    </w:lvlOverride>
-    <w:lvlOverride w:ilvl="2">
-      <w:startOverride w:val="1"/>
-    </w:lvlOverride>
-    <w:lvlOverride w:ilvl="3">
-      <w:startOverride w:val="1"/>
-    </w:lvlOverride>
-    <w:lvlOverride w:ilvl="4">
-      <w:startOverride w:val="1"/>
-    </w:lvlOverride>
-    <w:lvlOverride w:ilvl="5">
-      <w:startOverride w:val="1"/>
-    </w:lvlOverride>
-    <w:lvlOverride w:ilvl="6">
-      <w:startOverride w:val="1"/>
-    </w:lvlOverride>
-    <w:lvlOverride w:ilvl="7">
-      <w:startOverride w:val="1"/>
-    </w:lvlOverride>
-    <w:lvlOverride w:ilvl="8">
-      <w:startOverride w:val="1"/>
-    </w:lvlOverride>
+    <w:abstractNumId w:val="991"/>
   </w:num>
   <w:num w:numId="1015">
     <w:abstractNumId w:val="99411"/>
@@ -6792,9 +7216,6 @@
     </w:lvlOverride>
   </w:num>
   <w:num w:numId="1016">
-    <w:abstractNumId w:val="991"/>
-  </w:num>
-  <w:num w:numId="1017">
     <w:abstractNumId w:val="99411"/>
     <w:lvlOverride w:ilvl="0">
       <w:startOverride w:val="1"/>
@@ -6824,10 +7245,10 @@
       <w:startOverride w:val="1"/>
     </w:lvlOverride>
   </w:num>
-  <w:num w:numId="1018">
+  <w:num w:numId="1017">
     <w:abstractNumId w:val="991"/>
   </w:num>
-  <w:num w:numId="1019">
+  <w:num w:numId="1018">
     <w:abstractNumId w:val="99411"/>
     <w:lvlOverride w:ilvl="0">
       <w:startOverride w:val="1"/>
@@ -6857,16 +7278,10 @@
       <w:startOverride w:val="1"/>
     </w:lvlOverride>
   </w:num>
-  <w:num w:numId="1020">
+  <w:num w:numId="1019">
     <w:abstractNumId w:val="991"/>
   </w:num>
-  <w:num w:numId="1021">
-    <w:abstractNumId w:val="991"/>
-  </w:num>
-  <w:num w:numId="1022">
-    <w:abstractNumId w:val="991"/>
-  </w:num>
-  <w:num w:numId="1023">
+  <w:num w:numId="1020">
     <w:abstractNumId w:val="99411"/>
     <w:lvlOverride w:ilvl="0">
       <w:startOverride w:val="1"/>
@@ -6896,25 +7311,16 @@
       <w:startOverride w:val="1"/>
     </w:lvlOverride>
   </w:num>
-  <w:num w:numId="1024">
+  <w:num w:numId="1021">
     <w:abstractNumId w:val="991"/>
   </w:num>
-  <w:num w:numId="1025">
+  <w:num w:numId="1022">
     <w:abstractNumId w:val="991"/>
   </w:num>
-  <w:num w:numId="1026">
+  <w:num w:numId="1023">
     <w:abstractNumId w:val="991"/>
   </w:num>
-  <w:num w:numId="1027">
-    <w:abstractNumId w:val="991"/>
-  </w:num>
-  <w:num w:numId="1028">
-    <w:abstractNumId w:val="991"/>
-  </w:num>
-  <w:num w:numId="1029">
-    <w:abstractNumId w:val="991"/>
-  </w:num>
-  <w:num w:numId="1030">
+  <w:num w:numId="1024">
     <w:abstractNumId w:val="99411"/>
     <w:lvlOverride w:ilvl="0">
       <w:startOverride w:val="1"/>
@@ -6944,8 +7350,53 @@
       <w:startOverride w:val="1"/>
     </w:lvlOverride>
   </w:num>
+  <w:num w:numId="1025">
+    <w:abstractNumId w:val="991"/>
+  </w:num>
+  <w:num w:numId="1026">
+    <w:abstractNumId w:val="991"/>
+  </w:num>
+  <w:num w:numId="1027">
+    <w:abstractNumId w:val="991"/>
+  </w:num>
+  <w:num w:numId="1028">
+    <w:abstractNumId w:val="991"/>
+  </w:num>
+  <w:num w:numId="1029">
+    <w:abstractNumId w:val="991"/>
+  </w:num>
+  <w:num w:numId="1030">
+    <w:abstractNumId w:val="991"/>
+  </w:num>
   <w:num w:numId="1031">
-    <w:abstractNumId w:val="991"/>
+    <w:abstractNumId w:val="99411"/>
+    <w:lvlOverride w:ilvl="0">
+      <w:startOverride w:val="1"/>
+    </w:lvlOverride>
+    <w:lvlOverride w:ilvl="1">
+      <w:startOverride w:val="1"/>
+    </w:lvlOverride>
+    <w:lvlOverride w:ilvl="2">
+      <w:startOverride w:val="1"/>
+    </w:lvlOverride>
+    <w:lvlOverride w:ilvl="3">
+      <w:startOverride w:val="1"/>
+    </w:lvlOverride>
+    <w:lvlOverride w:ilvl="4">
+      <w:startOverride w:val="1"/>
+    </w:lvlOverride>
+    <w:lvlOverride w:ilvl="5">
+      <w:startOverride w:val="1"/>
+    </w:lvlOverride>
+    <w:lvlOverride w:ilvl="6">
+      <w:startOverride w:val="1"/>
+    </w:lvlOverride>
+    <w:lvlOverride w:ilvl="7">
+      <w:startOverride w:val="1"/>
+    </w:lvlOverride>
+    <w:lvlOverride w:ilvl="8">
+      <w:startOverride w:val="1"/>
+    </w:lvlOverride>
   </w:num>
   <w:num w:numId="1032">
     <w:abstractNumId w:val="991"/>
@@ -6960,6 +7411,9 @@
     <w:abstractNumId w:val="991"/>
   </w:num>
   <w:num w:numId="1036">
+    <w:abstractNumId w:val="991"/>
+  </w:num>
+  <w:num w:numId="1037">
     <w:abstractNumId w:val="99411"/>
     <w:lvlOverride w:ilvl="0">
       <w:startOverride w:val="1"/>

--- a/releases/v0.6.1/Gauntlet_v0.6.1_Rulebook.docx
+++ b/releases/v0.6.1/Gauntlet_v0.6.1_Rulebook.docx
@@ -2729,7 +2729,7 @@
         <w:t xml:space="preserve">Tactic</w:t>
       </w:r>
       <w:r>
-        <w:t xml:space="preserve">. Reveal Tactics, resolve the card effects, and roll dice. The higher battle total wins.</w:t>
+        <w:t xml:space="preserve">. Reveal Tactics, resolve the card effects, and roll dice. The higher battle total wins. If the totals are tied while the defender controls the contested Territory, Defender's Advantage means the defender wins the tie. Defender's Advantage is a tie rule, not the ordinary advantage mechanic that changes how dice are rolled.</w:t>
       </w:r>
     </w:p>
     <w:bookmarkEnd w:id="62"/>
@@ -3308,7 +3308,7 @@
         <w:t xml:space="preserve"> </w:t>
       </w:r>
       <w:r>
-        <w:t xml:space="preserve">If battle totals are tied and the defender controls the contested Territory, the defender wins. The defender also has Defender's Advantage during a Last Stand battle.</w:t>
+        <w:t xml:space="preserve">This is a tie rule, not an instance of the ordinary advantage mechanic. If battle totals are tied and the defender controls the contested Territory, the defender wins. Defender's Advantage does not grant an additional die. It also applies during a Last Stand battle, so the defender wins tied Last Stand battle totals even though no Territory is contested there.</w:t>
       </w:r>
     </w:p>
     <w:p>
@@ -4679,7 +4679,7 @@
         <w:pStyle w:val="BodyText"/>
       </w:pPr>
       <w:r>
-        <w:t xml:space="preserve">The defender is harder to defeat in a Last Stand: they receive Defender's Advantage and +1 to their battle total.</w:t>
+        <w:t xml:space="preserve">The defender is harder to defeat in a Last Stand: Defender's Advantage means they win tied battle totals, and they separately add +1 to their battle total.</w:t>
       </w:r>
     </w:p>
     <w:bookmarkEnd w:id="100"/>
@@ -4760,7 +4760,7 @@
         <w:pStyle w:val="Compact"/>
       </w:pPr>
       <w:r>
-        <w:t xml:space="preserve">the defender has Defender's Advantage; and</w:t>
+        <w:t xml:space="preserve">Defender's Advantage applies, so the defender wins tied battle totals; and</w:t>
       </w:r>
     </w:p>
     <w:p>
@@ -4772,7 +4772,7 @@
         <w:pStyle w:val="Compact"/>
       </w:pPr>
       <w:r>
-        <w:t xml:space="preserve">the defender adds +1 to their battle total.</w:t>
+        <w:t xml:space="preserve">the defender separately adds +1 to their battle total.</w:t>
       </w:r>
     </w:p>
     <w:p>
